--- a/2_S&SE Asia special issue- The danger we delete.docx
+++ b/2_S&SE Asia special issue- The danger we delete.docx
@@ -214,29 +214,52 @@
       <w:r>
         <w:rPr>
           <w:rFonts w:ascii="Times New Roman" w:hAnsi="Times New Roman" w:cs="Times New Roman"/>
+        </w:rPr>
+        <w:t xml:space="preserve">Email: </w:t>
+      </w:r>
+      <w:hyperlink r:id="rId6" w:history="1">
+        <w:r>
+          <w:rPr>
+            <w:rStyle w:val="Hyperlink"/>
+            <w:rFonts w:ascii="Times New Roman" w:hAnsi="Times New Roman" w:cs="Times New Roman"/>
+          </w:rPr>
+          <w:t>priyangad@uom.lk</w:t>
+        </w:r>
+      </w:hyperlink>
+    </w:p>
+    <w:p>
+      <w:pPr>
+        <w:spacing w:before="120" w:after="120"/>
+        <w:jc w:val="both"/>
+        <w:rPr>
+          <w:rFonts w:ascii="Times New Roman" w:hAnsi="Times New Roman" w:cs="Times New Roman"/>
+        </w:rPr>
+      </w:pPr>
+      <w:r>
+        <w:rPr>
           <w:noProof/>
         </w:rPr>
         <w:drawing>
-          <wp:anchor distT="0" distB="0" distL="114300" distR="114300" simplePos="0" relativeHeight="251657216" behindDoc="1" locked="0" layoutInCell="1" allowOverlap="1" wp14:anchorId="5D8CA5B3" wp14:editId="003579F1">
+          <wp:anchor distT="0" distB="0" distL="114300" distR="114300" simplePos="0" relativeHeight="251667456" behindDoc="0" locked="0" layoutInCell="1" allowOverlap="1" wp14:anchorId="1C1499D7" wp14:editId="61B7C293">
             <wp:simplePos x="0" y="0"/>
-            <wp:positionH relativeFrom="column">
-              <wp:posOffset>38100</wp:posOffset>
+            <wp:positionH relativeFrom="margin">
+              <wp:posOffset>687246</wp:posOffset>
             </wp:positionH>
             <wp:positionV relativeFrom="paragraph">
-              <wp:posOffset>423545</wp:posOffset>
+              <wp:posOffset>9651</wp:posOffset>
             </wp:positionV>
-            <wp:extent cx="5731510" cy="4298950"/>
-            <wp:effectExtent l="0" t="0" r="2540" b="6350"/>
-            <wp:wrapTight wrapText="bothSides">
+            <wp:extent cx="4128135" cy="5467985"/>
+            <wp:effectExtent l="0" t="0" r="5715" b="0"/>
+            <wp:wrapThrough wrapText="bothSides">
               <wp:wrapPolygon edited="0">
                 <wp:start x="0" y="0"/>
-                <wp:lineTo x="0" y="21536"/>
-                <wp:lineTo x="21538" y="21536"/>
-                <wp:lineTo x="21538" y="0"/>
+                <wp:lineTo x="0" y="21522"/>
+                <wp:lineTo x="21530" y="21522"/>
+                <wp:lineTo x="21530" y="0"/>
                 <wp:lineTo x="0" y="0"/>
               </wp:wrapPolygon>
-            </wp:wrapTight>
-            <wp:docPr id="1363507248" name="Picture 7"/>
+            </wp:wrapThrough>
+            <wp:docPr id="189080567" name="Picture 3"/>
             <wp:cNvGraphicFramePr>
               <a:graphicFrameLocks xmlns:a="http://schemas.openxmlformats.org/drawingml/2006/main" noChangeAspect="1"/>
             </wp:cNvGraphicFramePr>
@@ -244,13 +267,13 @@
               <a:graphicData uri="http://schemas.openxmlformats.org/drawingml/2006/picture">
                 <pic:pic xmlns:pic="http://schemas.openxmlformats.org/drawingml/2006/picture">
                   <pic:nvPicPr>
-                    <pic:cNvPr id="0" name="Picture 20"/>
+                    <pic:cNvPr id="0" name="Picture 6"/>
                     <pic:cNvPicPr>
                       <a:picLocks noChangeAspect="1" noChangeArrowheads="1"/>
                     </pic:cNvPicPr>
                   </pic:nvPicPr>
                   <pic:blipFill>
-                    <a:blip r:embed="rId6">
+                    <a:blip r:embed="rId7" cstate="print">
                       <a:extLst>
                         <a:ext uri="{28A0092B-C50C-407E-A947-70E740481C1C}">
                           <a14:useLocalDpi xmlns:a14="http://schemas.microsoft.com/office/drawing/2010/main" val="0"/>
@@ -265,7 +288,7 @@
                   <pic:spPr bwMode="auto">
                     <a:xfrm>
                       <a:off x="0" y="0"/>
-                      <a:ext cx="5731510" cy="4298950"/>
+                      <a:ext cx="4128135" cy="5467985"/>
                     </a:xfrm>
                     <a:prstGeom prst="rect">
                       <a:avLst/>
@@ -287,262 +310,399 @@
           </wp:anchor>
         </w:drawing>
       </w:r>
-      <w:r>
-        <w:rPr>
-          <w:rFonts w:ascii="Times New Roman" w:hAnsi="Times New Roman" w:cs="Times New Roman"/>
-        </w:rPr>
-        <w:t xml:space="preserve">Email: </w:t>
-      </w:r>
-      <w:hyperlink r:id="rId7" w:history="1">
-        <w:r>
-          <w:rPr>
-            <w:rStyle w:val="Hyperlink"/>
-            <w:rFonts w:ascii="Times New Roman" w:hAnsi="Times New Roman" w:cs="Times New Roman"/>
-          </w:rPr>
-          <w:t>priyangad@uom.lk</w:t>
-        </w:r>
-      </w:hyperlink>
+    </w:p>
+    <w:p>
+      <w:pPr>
+        <w:spacing w:before="120" w:after="120"/>
+        <w:jc w:val="both"/>
+        <w:rPr>
+          <w:rFonts w:ascii="Times New Roman" w:hAnsi="Times New Roman" w:cs="Times New Roman"/>
+        </w:rPr>
+      </w:pPr>
+    </w:p>
+    <w:p>
+      <w:pPr>
+        <w:spacing w:before="120" w:after="120"/>
+        <w:jc w:val="both"/>
+        <w:rPr>
+          <w:rFonts w:ascii="Times New Roman" w:hAnsi="Times New Roman" w:cs="Times New Roman"/>
+        </w:rPr>
+      </w:pPr>
+    </w:p>
+    <w:p>
+      <w:pPr>
+        <w:spacing w:before="120" w:after="120"/>
+        <w:jc w:val="both"/>
+        <w:rPr>
+          <w:rFonts w:ascii="Times New Roman" w:hAnsi="Times New Roman" w:cs="Times New Roman"/>
+        </w:rPr>
+      </w:pPr>
+    </w:p>
+    <w:p>
+      <w:pPr>
+        <w:spacing w:before="120" w:after="120"/>
+        <w:jc w:val="both"/>
+        <w:rPr>
+          <w:rFonts w:ascii="Times New Roman" w:hAnsi="Times New Roman" w:cs="Times New Roman"/>
+        </w:rPr>
+      </w:pPr>
+    </w:p>
+    <w:p>
+      <w:pPr>
+        <w:spacing w:before="120" w:after="120"/>
+        <w:jc w:val="both"/>
+        <w:rPr>
+          <w:rFonts w:ascii="Times New Roman" w:hAnsi="Times New Roman" w:cs="Times New Roman"/>
+        </w:rPr>
+      </w:pPr>
+    </w:p>
+    <w:p>
+      <w:pPr>
+        <w:spacing w:before="120" w:after="120"/>
+        <w:jc w:val="both"/>
+        <w:rPr>
+          <w:rFonts w:ascii="Times New Roman" w:hAnsi="Times New Roman" w:cs="Times New Roman"/>
+        </w:rPr>
+      </w:pPr>
+    </w:p>
+    <w:p>
+      <w:pPr>
+        <w:spacing w:before="120" w:after="120"/>
+        <w:jc w:val="both"/>
+        <w:rPr>
+          <w:rFonts w:ascii="Times New Roman" w:hAnsi="Times New Roman" w:cs="Times New Roman"/>
+        </w:rPr>
+      </w:pPr>
+    </w:p>
+    <w:p>
+      <w:pPr>
+        <w:spacing w:before="120" w:after="120"/>
+        <w:jc w:val="both"/>
+        <w:rPr>
+          <w:rFonts w:ascii="Times New Roman" w:hAnsi="Times New Roman" w:cs="Times New Roman"/>
+        </w:rPr>
+      </w:pPr>
+    </w:p>
+    <w:p>
+      <w:pPr>
+        <w:spacing w:before="120" w:after="120"/>
+        <w:jc w:val="both"/>
+        <w:rPr>
+          <w:rFonts w:ascii="Times New Roman" w:hAnsi="Times New Roman" w:cs="Times New Roman"/>
+        </w:rPr>
+      </w:pPr>
+    </w:p>
+    <w:p>
+      <w:pPr>
+        <w:spacing w:before="120" w:after="120"/>
+        <w:jc w:val="both"/>
+        <w:rPr>
+          <w:rFonts w:ascii="Times New Roman" w:hAnsi="Times New Roman" w:cs="Times New Roman"/>
+        </w:rPr>
+      </w:pPr>
+    </w:p>
+    <w:p>
+      <w:pPr>
+        <w:spacing w:before="120" w:after="120"/>
+        <w:jc w:val="both"/>
+        <w:rPr>
+          <w:rFonts w:ascii="Times New Roman" w:hAnsi="Times New Roman" w:cs="Times New Roman"/>
+        </w:rPr>
+      </w:pPr>
+    </w:p>
+    <w:p>
+      <w:pPr>
+        <w:spacing w:before="120" w:after="120"/>
+        <w:jc w:val="both"/>
+        <w:rPr>
+          <w:rFonts w:ascii="Times New Roman" w:hAnsi="Times New Roman" w:cs="Times New Roman"/>
+        </w:rPr>
+      </w:pPr>
+    </w:p>
+    <w:p>
+      <w:pPr>
+        <w:spacing w:before="120" w:after="120"/>
+        <w:jc w:val="both"/>
+        <w:rPr>
+          <w:rFonts w:ascii="Times New Roman" w:hAnsi="Times New Roman" w:cs="Times New Roman"/>
+        </w:rPr>
+      </w:pPr>
+    </w:p>
+    <w:p>
+      <w:pPr>
+        <w:spacing w:before="120" w:after="120"/>
+        <w:jc w:val="both"/>
+        <w:rPr>
+          <w:rFonts w:ascii="Times New Roman" w:hAnsi="Times New Roman" w:cs="Times New Roman"/>
+        </w:rPr>
+      </w:pPr>
+    </w:p>
+    <w:p>
+      <w:pPr>
+        <w:spacing w:before="120" w:after="120"/>
+        <w:jc w:val="both"/>
+        <w:rPr>
+          <w:rFonts w:ascii="Times New Roman" w:hAnsi="Times New Roman" w:cs="Times New Roman"/>
+        </w:rPr>
+      </w:pPr>
+    </w:p>
+    <w:p>
+      <w:pPr>
+        <w:spacing w:before="120" w:after="120"/>
+        <w:jc w:val="both"/>
+        <w:rPr>
+          <w:rFonts w:ascii="Times New Roman" w:hAnsi="Times New Roman" w:cs="Times New Roman"/>
+        </w:rPr>
+      </w:pPr>
+    </w:p>
+    <w:p>
+      <w:pPr>
+        <w:spacing w:before="120" w:after="120"/>
+        <w:jc w:val="both"/>
+        <w:rPr>
+          <w:rFonts w:ascii="Times New Roman" w:hAnsi="Times New Roman" w:cs="Times New Roman"/>
+        </w:rPr>
+      </w:pPr>
+    </w:p>
+    <w:p>
+      <w:pPr>
+        <w:spacing w:before="120" w:after="120"/>
+        <w:jc w:val="both"/>
+        <w:rPr>
+          <w:rFonts w:ascii="Times New Roman" w:hAnsi="Times New Roman" w:cs="Times New Roman"/>
+        </w:rPr>
+      </w:pPr>
+    </w:p>
+    <w:p>
+      <w:pPr>
+        <w:spacing w:before="120" w:after="120"/>
+        <w:jc w:val="both"/>
+        <w:rPr>
+          <w:rFonts w:ascii="Times New Roman" w:hAnsi="Times New Roman" w:cs="Times New Roman"/>
+        </w:rPr>
+      </w:pPr>
     </w:p>
     <w:p>
       <w:pPr>
         <w:spacing w:before="120" w:after="120"/>
         <w:jc w:val="center"/>
+        <w:rPr>
+          <w:rFonts w:ascii="Times New Roman" w:hAnsi="Times New Roman" w:cs="Times New Roman"/>
+        </w:rPr>
+      </w:pPr>
+      <w:r>
         <w:rPr>
           <w:rFonts w:ascii="Times New Roman" w:hAnsi="Times New Roman" w:cs="Times New Roman"/>
           <w:i/>
           <w:iCs/>
         </w:rPr>
-      </w:pPr>
+        <w:t xml:space="preserve">Figure 1: </w:t>
+      </w:r>
       <w:r>
         <w:rPr>
           <w:rFonts w:ascii="Times New Roman" w:hAnsi="Times New Roman" w:cs="Times New Roman"/>
           <w:i/>
           <w:iCs/>
         </w:rPr>
-        <w:t xml:space="preserve">Figure 1: </w:t>
-      </w:r>
+        <w:t xml:space="preserve">Satellite image showing Cyclone </w:t>
+      </w:r>
+      <w:proofErr w:type="spellStart"/>
       <w:r>
         <w:rPr>
           <w:rFonts w:ascii="Times New Roman" w:hAnsi="Times New Roman" w:cs="Times New Roman"/>
           <w:i/>
           <w:iCs/>
         </w:rPr>
-        <w:t xml:space="preserve">Landslide damage in Sri Lanka caused by Cyclone </w:t>
-      </w:r>
-      <w:proofErr w:type="spellStart"/>
+        <w:t>Ditwah</w:t>
+      </w:r>
+      <w:proofErr w:type="spellEnd"/>
       <w:r>
         <w:rPr>
           <w:rFonts w:ascii="Times New Roman" w:hAnsi="Times New Roman" w:cs="Times New Roman"/>
           <w:i/>
           <w:iCs/>
         </w:rPr>
-        <w:t>Ditwah</w:t>
+        <w:t xml:space="preserve"> over Sri Lanka (2025). Source: Wikimedia Commons, CC BY 2.0.</w:t>
+      </w:r>
+    </w:p>
+    <w:p>
+      <w:pPr>
+        <w:spacing w:before="120" w:after="120"/>
+        <w:jc w:val="both"/>
+        <w:rPr>
+          <w:rFonts w:ascii="Times New Roman" w:hAnsi="Times New Roman" w:cs="Times New Roman"/>
+        </w:rPr>
+      </w:pPr>
+      <w:r>
+        <w:rPr>
+          <w:rFonts w:ascii="Times New Roman" w:hAnsi="Times New Roman" w:cs="Times New Roman"/>
+        </w:rPr>
+        <w:lastRenderedPageBreak/>
+        <w:t>Unusual observations</w:t>
+      </w:r>
+      <w:r>
+        <w:rPr>
+          <w:rFonts w:ascii="Times New Roman" w:hAnsi="Times New Roman" w:cs="Times New Roman"/>
+        </w:rPr>
+        <w:t xml:space="preserve"> </w:t>
+      </w:r>
+      <w:r>
+        <w:rPr>
+          <w:rFonts w:ascii="Times New Roman" w:hAnsi="Times New Roman" w:cs="Times New Roman"/>
+        </w:rPr>
+        <w:t>in data usually s</w:t>
+      </w:r>
+      <w:r>
+        <w:rPr>
+          <w:rFonts w:ascii="Times New Roman" w:hAnsi="Times New Roman" w:cs="Times New Roman"/>
+        </w:rPr>
+        <w:t xml:space="preserve">peak </w:t>
+      </w:r>
+      <w:r>
+        <w:rPr>
+          <w:rFonts w:ascii="Times New Roman" w:hAnsi="Times New Roman" w:cs="Times New Roman"/>
+        </w:rPr>
+        <w:t>f</w:t>
+      </w:r>
+      <w:r>
+        <w:rPr>
+          <w:rFonts w:ascii="Times New Roman" w:hAnsi="Times New Roman" w:cs="Times New Roman"/>
+        </w:rPr>
+        <w:t>irs</w:t>
+      </w:r>
+      <w:r>
+        <w:rPr>
+          <w:rFonts w:ascii="Times New Roman" w:hAnsi="Times New Roman" w:cs="Times New Roman"/>
+        </w:rPr>
+        <w:t xml:space="preserve">t. </w:t>
+      </w:r>
+      <w:r>
+        <w:rPr>
+          <w:rFonts w:ascii="Times New Roman" w:hAnsi="Times New Roman" w:cs="Times New Roman"/>
+        </w:rPr>
+        <w:t xml:space="preserve">Disasters </w:t>
+      </w:r>
+      <w:r>
+        <w:rPr>
+          <w:rFonts w:ascii="Times New Roman" w:hAnsi="Times New Roman" w:cs="Times New Roman"/>
+        </w:rPr>
+        <w:t>f</w:t>
+      </w:r>
+      <w:r>
+        <w:rPr>
+          <w:rFonts w:ascii="Times New Roman" w:hAnsi="Times New Roman" w:cs="Times New Roman"/>
+        </w:rPr>
+        <w:t xml:space="preserve">ollow </w:t>
+      </w:r>
+      <w:r>
+        <w:rPr>
+          <w:rFonts w:ascii="Times New Roman" w:hAnsi="Times New Roman" w:cs="Times New Roman"/>
+        </w:rPr>
+        <w:t>o</w:t>
+      </w:r>
+      <w:r>
+        <w:rPr>
+          <w:rFonts w:ascii="Times New Roman" w:hAnsi="Times New Roman" w:cs="Times New Roman"/>
+        </w:rPr>
+        <w:t xml:space="preserve">nly </w:t>
+      </w:r>
+      <w:r>
+        <w:rPr>
+          <w:rFonts w:ascii="Times New Roman" w:hAnsi="Times New Roman" w:cs="Times New Roman"/>
+        </w:rPr>
+        <w:t>i</w:t>
+      </w:r>
+      <w:r>
+        <w:rPr>
+          <w:rFonts w:ascii="Times New Roman" w:hAnsi="Times New Roman" w:cs="Times New Roman"/>
+        </w:rPr>
+        <w:t xml:space="preserve">f </w:t>
+      </w:r>
+      <w:r>
+        <w:rPr>
+          <w:rFonts w:ascii="Times New Roman" w:hAnsi="Times New Roman" w:cs="Times New Roman"/>
+        </w:rPr>
+        <w:t>w</w:t>
+      </w:r>
+      <w:r>
+        <w:rPr>
+          <w:rFonts w:ascii="Times New Roman" w:hAnsi="Times New Roman" w:cs="Times New Roman"/>
+        </w:rPr>
+        <w:t xml:space="preserve">e </w:t>
+      </w:r>
+      <w:r>
+        <w:rPr>
+          <w:rFonts w:ascii="Times New Roman" w:hAnsi="Times New Roman" w:cs="Times New Roman"/>
+        </w:rPr>
+        <w:t>i</w:t>
+      </w:r>
+      <w:r>
+        <w:rPr>
+          <w:rFonts w:ascii="Times New Roman" w:hAnsi="Times New Roman" w:cs="Times New Roman"/>
+        </w:rPr>
+        <w:t xml:space="preserve">gnore </w:t>
+      </w:r>
+      <w:r>
+        <w:rPr>
+          <w:rFonts w:ascii="Times New Roman" w:hAnsi="Times New Roman" w:cs="Times New Roman"/>
+        </w:rPr>
+        <w:t>t</w:t>
+      </w:r>
+      <w:r>
+        <w:rPr>
+          <w:rFonts w:ascii="Times New Roman" w:hAnsi="Times New Roman" w:cs="Times New Roman"/>
+        </w:rPr>
+        <w:t>hem</w:t>
+      </w:r>
+      <w:r>
+        <w:rPr>
+          <w:rFonts w:ascii="Times New Roman" w:hAnsi="Times New Roman" w:cs="Times New Roman"/>
+        </w:rPr>
+        <w:t xml:space="preserve">. </w:t>
+      </w:r>
+      <w:r>
+        <w:rPr>
+          <w:rFonts w:ascii="Times New Roman" w:hAnsi="Times New Roman" w:cs="Times New Roman"/>
+        </w:rPr>
+        <w:t xml:space="preserve">In most data modeling workflows, we start the modeling process with the </w:t>
+      </w:r>
+      <w:r>
+        <w:rPr>
+          <w:rFonts w:ascii="Times New Roman" w:hAnsi="Times New Roman" w:cs="Times New Roman"/>
+        </w:rPr>
+        <w:t>preprocessing</w:t>
+      </w:r>
+      <w:r>
+        <w:rPr>
+          <w:rFonts w:ascii="Times New Roman" w:hAnsi="Times New Roman" w:cs="Times New Roman"/>
+        </w:rPr>
+        <w:t xml:space="preserve"> step, where unusual observations, also known as outliers or anomalies, are detected and often deleted</w:t>
+      </w:r>
+      <w:r>
+        <w:rPr>
+          <w:rFonts w:ascii="Times New Roman" w:hAnsi="Times New Roman" w:cs="Times New Roman"/>
+        </w:rPr>
+        <w:t xml:space="preserve"> or ignored</w:t>
+      </w:r>
+      <w:r>
+        <w:rPr>
+          <w:rFonts w:ascii="Times New Roman" w:hAnsi="Times New Roman" w:cs="Times New Roman"/>
+        </w:rPr>
+        <w:t xml:space="preserve"> to avoid biased estimates, </w:t>
+      </w:r>
+      <w:proofErr w:type="spellStart"/>
+      <w:r>
+        <w:rPr>
+          <w:rFonts w:ascii="Times New Roman" w:hAnsi="Times New Roman" w:cs="Times New Roman"/>
+        </w:rPr>
+        <w:t>misspecified</w:t>
       </w:r>
       <w:proofErr w:type="spellEnd"/>
       <w:r>
         <w:rPr>
           <w:rFonts w:ascii="Times New Roman" w:hAnsi="Times New Roman" w:cs="Times New Roman"/>
-          <w:i/>
-          <w:iCs/>
-        </w:rPr>
-        <w:t>, showing a fully destroyed house and a nearby public bus affected by the landslide (November 2025)</w:t>
-      </w:r>
-    </w:p>
-    <w:p>
-      <w:pPr>
-        <w:spacing w:before="120" w:after="120"/>
-        <w:jc w:val="both"/>
-        <w:rPr>
-          <w:rFonts w:ascii="Times New Roman" w:hAnsi="Times New Roman" w:cs="Times New Roman"/>
-        </w:rPr>
-      </w:pPr>
-    </w:p>
-    <w:p>
-      <w:pPr>
-        <w:spacing w:before="120" w:after="120"/>
-        <w:jc w:val="both"/>
-        <w:rPr>
-          <w:rFonts w:ascii="Times New Roman" w:hAnsi="Times New Roman" w:cs="Times New Roman"/>
-        </w:rPr>
-      </w:pPr>
-      <w:r>
-        <w:rPr>
-          <w:rFonts w:ascii="Times New Roman" w:hAnsi="Times New Roman" w:cs="Times New Roman"/>
-        </w:rPr>
-        <w:t>Unusual observations</w:t>
-      </w:r>
-      <w:r>
-        <w:rPr>
-          <w:rFonts w:ascii="Times New Roman" w:hAnsi="Times New Roman" w:cs="Times New Roman"/>
-        </w:rPr>
-        <w:t xml:space="preserve"> </w:t>
-      </w:r>
-      <w:r>
-        <w:rPr>
-          <w:rFonts w:ascii="Times New Roman" w:hAnsi="Times New Roman" w:cs="Times New Roman"/>
-        </w:rPr>
-        <w:t>in data usually s</w:t>
-      </w:r>
-      <w:r>
-        <w:rPr>
-          <w:rFonts w:ascii="Times New Roman" w:hAnsi="Times New Roman" w:cs="Times New Roman"/>
-        </w:rPr>
-        <w:t xml:space="preserve">peak </w:t>
-      </w:r>
-      <w:r>
-        <w:rPr>
-          <w:rFonts w:ascii="Times New Roman" w:hAnsi="Times New Roman" w:cs="Times New Roman"/>
-        </w:rPr>
-        <w:t>f</w:t>
-      </w:r>
-      <w:r>
-        <w:rPr>
-          <w:rFonts w:ascii="Times New Roman" w:hAnsi="Times New Roman" w:cs="Times New Roman"/>
-        </w:rPr>
-        <w:t>irs</w:t>
-      </w:r>
-      <w:r>
-        <w:rPr>
-          <w:rFonts w:ascii="Times New Roman" w:hAnsi="Times New Roman" w:cs="Times New Roman"/>
-        </w:rPr>
-        <w:t xml:space="preserve">t. </w:t>
-      </w:r>
-      <w:r>
-        <w:rPr>
-          <w:rFonts w:ascii="Times New Roman" w:hAnsi="Times New Roman" w:cs="Times New Roman"/>
-        </w:rPr>
-        <w:t xml:space="preserve">Disasters </w:t>
-      </w:r>
-      <w:r>
-        <w:rPr>
-          <w:rFonts w:ascii="Times New Roman" w:hAnsi="Times New Roman" w:cs="Times New Roman"/>
-        </w:rPr>
-        <w:t>f</w:t>
-      </w:r>
-      <w:r>
-        <w:rPr>
-          <w:rFonts w:ascii="Times New Roman" w:hAnsi="Times New Roman" w:cs="Times New Roman"/>
-        </w:rPr>
-        <w:t xml:space="preserve">ollow </w:t>
-      </w:r>
-      <w:r>
-        <w:rPr>
-          <w:rFonts w:ascii="Times New Roman" w:hAnsi="Times New Roman" w:cs="Times New Roman"/>
-        </w:rPr>
-        <w:t>o</w:t>
-      </w:r>
-      <w:r>
-        <w:rPr>
-          <w:rFonts w:ascii="Times New Roman" w:hAnsi="Times New Roman" w:cs="Times New Roman"/>
-        </w:rPr>
-        <w:t xml:space="preserve">nly </w:t>
-      </w:r>
-      <w:r>
-        <w:rPr>
-          <w:rFonts w:ascii="Times New Roman" w:hAnsi="Times New Roman" w:cs="Times New Roman"/>
-        </w:rPr>
-        <w:t>i</w:t>
-      </w:r>
-      <w:r>
-        <w:rPr>
-          <w:rFonts w:ascii="Times New Roman" w:hAnsi="Times New Roman" w:cs="Times New Roman"/>
-        </w:rPr>
-        <w:t xml:space="preserve">f </w:t>
-      </w:r>
-      <w:r>
-        <w:rPr>
-          <w:rFonts w:ascii="Times New Roman" w:hAnsi="Times New Roman" w:cs="Times New Roman"/>
-        </w:rPr>
-        <w:t>w</w:t>
-      </w:r>
-      <w:r>
-        <w:rPr>
-          <w:rFonts w:ascii="Times New Roman" w:hAnsi="Times New Roman" w:cs="Times New Roman"/>
-        </w:rPr>
-        <w:t xml:space="preserve">e </w:t>
-      </w:r>
-      <w:r>
-        <w:rPr>
-          <w:rFonts w:ascii="Times New Roman" w:hAnsi="Times New Roman" w:cs="Times New Roman"/>
-        </w:rPr>
-        <w:t>i</w:t>
-      </w:r>
-      <w:r>
-        <w:rPr>
-          <w:rFonts w:ascii="Times New Roman" w:hAnsi="Times New Roman" w:cs="Times New Roman"/>
-        </w:rPr>
-        <w:t xml:space="preserve">gnore </w:t>
-      </w:r>
-      <w:r>
-        <w:rPr>
-          <w:rFonts w:ascii="Times New Roman" w:hAnsi="Times New Roman" w:cs="Times New Roman"/>
-        </w:rPr>
-        <w:t>t</w:t>
-      </w:r>
-      <w:r>
-        <w:rPr>
-          <w:rFonts w:ascii="Times New Roman" w:hAnsi="Times New Roman" w:cs="Times New Roman"/>
-        </w:rPr>
-        <w:t>hem</w:t>
-      </w:r>
-      <w:r>
-        <w:rPr>
-          <w:rFonts w:ascii="Times New Roman" w:hAnsi="Times New Roman" w:cs="Times New Roman"/>
-        </w:rPr>
-        <w:t xml:space="preserve">. </w:t>
-      </w:r>
-      <w:r>
-        <w:rPr>
-          <w:rFonts w:ascii="Times New Roman" w:hAnsi="Times New Roman" w:cs="Times New Roman"/>
-        </w:rPr>
-        <w:t xml:space="preserve">In most data modelling workflows, we start the modelling process with the </w:t>
-      </w:r>
-      <w:proofErr w:type="spellStart"/>
-      <w:r>
-        <w:rPr>
-          <w:rFonts w:ascii="Times New Roman" w:hAnsi="Times New Roman" w:cs="Times New Roman"/>
-        </w:rPr>
-        <w:t>preprocessig</w:t>
-      </w:r>
-      <w:proofErr w:type="spellEnd"/>
-      <w:r>
-        <w:rPr>
-          <w:rFonts w:ascii="Times New Roman" w:hAnsi="Times New Roman" w:cs="Times New Roman"/>
-        </w:rPr>
-        <w:t xml:space="preserve"> step, where unusual observations, also known as outliers or anomalies, are detected and often deleted</w:t>
-      </w:r>
-      <w:r>
-        <w:rPr>
-          <w:rFonts w:ascii="Times New Roman" w:hAnsi="Times New Roman" w:cs="Times New Roman"/>
-        </w:rPr>
-        <w:t xml:space="preserve"> or ignored</w:t>
-      </w:r>
-      <w:r>
-        <w:rPr>
-          <w:rFonts w:ascii="Times New Roman" w:hAnsi="Times New Roman" w:cs="Times New Roman"/>
-        </w:rPr>
-        <w:t xml:space="preserve"> to avoid biased estimates, </w:t>
-      </w:r>
-      <w:proofErr w:type="spellStart"/>
-      <w:r>
-        <w:rPr>
-          <w:rFonts w:ascii="Times New Roman" w:hAnsi="Times New Roman" w:cs="Times New Roman"/>
-        </w:rPr>
-        <w:t>misspecified</w:t>
-      </w:r>
-      <w:proofErr w:type="spellEnd"/>
-      <w:r>
-        <w:rPr>
-          <w:rFonts w:ascii="Times New Roman" w:hAnsi="Times New Roman" w:cs="Times New Roman"/>
-        </w:rPr>
-        <w:t xml:space="preserve"> models, misleading results, and poor </w:t>
-      </w:r>
-      <w:r>
-        <w:rPr>
-          <w:rFonts w:ascii="Times New Roman" w:hAnsi="Times New Roman" w:cs="Times New Roman"/>
-        </w:rPr>
-        <w:lastRenderedPageBreak/>
-        <w:t>decisions. Yet in some cases, these unusual observations can be the main carriers of vital information and identifying them, instead of deleting them, should be the central goal of the modeling process.</w:t>
+        </w:rPr>
+        <w:t xml:space="preserve"> models, misleading results, and poor decisions. Yet in some cases, these unusual observations can be the main carriers of vital information and identifying them, instead of deleting them, should be the central goal of the modeling process.</w:t>
       </w:r>
       <w:r>
         <w:rPr>
@@ -610,9 +770,6 @@
       <w:pPr>
         <w:spacing w:before="120" w:after="120"/>
         <w:jc w:val="both"/>
-        <w:rPr>
-          <w:rFonts w:ascii="Times New Roman" w:hAnsi="Times New Roman" w:cs="Times New Roman"/>
-        </w:rPr>
       </w:pPr>
       <w:r>
         <w:rPr>
@@ -638,243 +795,205 @@
         <w:rPr>
           <w:rFonts w:ascii="Times New Roman" w:hAnsi="Times New Roman" w:cs="Times New Roman"/>
         </w:rPr>
+        <w:t xml:space="preserve"> According to the World Bank Group's Global Rapid Post-Disaster Damage Estimation (GRADE) </w:t>
+      </w:r>
+      <w:r>
+        <w:rPr>
+          <w:rFonts w:ascii="Times New Roman" w:hAnsi="Times New Roman" w:cs="Times New Roman"/>
+        </w:rPr>
+        <w:t>r</w:t>
+      </w:r>
+      <w:r>
+        <w:rPr>
+          <w:rFonts w:ascii="Times New Roman" w:hAnsi="Times New Roman" w:cs="Times New Roman"/>
+        </w:rPr>
+        <w:t xml:space="preserve">eport on Cyclone </w:t>
+      </w:r>
+      <w:proofErr w:type="spellStart"/>
+      <w:r>
+        <w:rPr>
+          <w:rFonts w:ascii="Times New Roman" w:hAnsi="Times New Roman" w:cs="Times New Roman"/>
+        </w:rPr>
+        <w:t>Ditwah</w:t>
+      </w:r>
+      <w:proofErr w:type="spellEnd"/>
+      <w:r>
+        <w:rPr>
+          <w:rFonts w:ascii="Times New Roman" w:hAnsi="Times New Roman" w:cs="Times New Roman"/>
+        </w:rPr>
+        <w:t xml:space="preserve"> 2025, </w:t>
+      </w:r>
+      <w:r>
+        <w:rPr>
+          <w:rFonts w:ascii="Times New Roman" w:hAnsi="Times New Roman" w:cs="Times New Roman"/>
+        </w:rPr>
+        <w:t xml:space="preserve">Sri Lanka faced the worst natural disaster in recent history since the 2004 tsunami. </w:t>
+      </w:r>
+      <w:r>
+        <w:rPr>
+          <w:rFonts w:ascii="Times New Roman" w:hAnsi="Times New Roman" w:cs="Times New Roman"/>
+        </w:rPr>
+        <w:t xml:space="preserve">It resulted in the loss </w:t>
+      </w:r>
+      <w:r>
+        <w:rPr>
+          <w:rFonts w:ascii="Times New Roman" w:hAnsi="Times New Roman" w:cs="Times New Roman"/>
+        </w:rPr>
+        <w:t>of over</w:t>
+      </w:r>
+      <w:r>
+        <w:rPr>
+          <w:rFonts w:ascii="Times New Roman" w:hAnsi="Times New Roman" w:cs="Times New Roman"/>
+        </w:rPr>
         <w:t xml:space="preserve"> </w:t>
       </w:r>
       <w:r>
         <w:rPr>
           <w:rFonts w:ascii="Times New Roman" w:hAnsi="Times New Roman" w:cs="Times New Roman"/>
         </w:rPr>
-        <w:t xml:space="preserve">According to the World Bank Group's Global Rapid Post-Disaster Damage Estimation (GRADE) </w:t>
-      </w:r>
-      <w:r>
-        <w:rPr>
-          <w:rFonts w:ascii="Times New Roman" w:hAnsi="Times New Roman" w:cs="Times New Roman"/>
-        </w:rPr>
-        <w:t>r</w:t>
-      </w:r>
-      <w:r>
-        <w:rPr>
-          <w:rFonts w:ascii="Times New Roman" w:hAnsi="Times New Roman" w:cs="Times New Roman"/>
-        </w:rPr>
-        <w:t xml:space="preserve">eport on Cyclone </w:t>
+        <w:t>650</w:t>
+      </w:r>
+      <w:r>
+        <w:rPr>
+          <w:rFonts w:ascii="Times New Roman" w:hAnsi="Times New Roman" w:cs="Times New Roman"/>
+        </w:rPr>
+        <w:t xml:space="preserve"> innocent lives</w:t>
+      </w:r>
+      <w:r>
+        <w:rPr>
+          <w:rFonts w:ascii="Times New Roman" w:hAnsi="Times New Roman" w:cs="Times New Roman"/>
+        </w:rPr>
+        <w:t xml:space="preserve">. In addition, more than 6000 houses were </w:t>
+      </w:r>
+      <w:proofErr w:type="gramStart"/>
+      <w:r>
+        <w:rPr>
+          <w:rFonts w:ascii="Times New Roman" w:hAnsi="Times New Roman" w:cs="Times New Roman"/>
+        </w:rPr>
+        <w:t>completely destroyed</w:t>
+      </w:r>
+      <w:proofErr w:type="gramEnd"/>
+      <w:r>
+        <w:rPr>
+          <w:rFonts w:ascii="Times New Roman" w:hAnsi="Times New Roman" w:cs="Times New Roman"/>
+        </w:rPr>
+        <w:t xml:space="preserve"> and over 100,000 partially damaged, </w:t>
+      </w:r>
+      <w:r>
+        <w:rPr>
+          <w:rFonts w:ascii="Times New Roman" w:hAnsi="Times New Roman" w:cs="Times New Roman"/>
+        </w:rPr>
+        <w:t xml:space="preserve">causing </w:t>
+      </w:r>
+      <w:r>
+        <w:rPr>
+          <w:rFonts w:ascii="Times New Roman" w:hAnsi="Times New Roman" w:cs="Times New Roman"/>
+        </w:rPr>
+        <w:t xml:space="preserve">economic losses exceeding </w:t>
+      </w:r>
+      <w:r>
+        <w:rPr>
+          <w:rFonts w:ascii="Times New Roman" w:hAnsi="Times New Roman" w:cs="Times New Roman"/>
+        </w:rPr>
+        <w:t>4 billion US dollars of damage across the country.  </w:t>
+      </w:r>
+      <w:r>
+        <w:rPr>
+          <w:rFonts w:ascii="Times New Roman" w:hAnsi="Times New Roman" w:cs="Times New Roman"/>
+        </w:rPr>
+        <w:t>T</w:t>
+      </w:r>
+      <w:r>
+        <w:rPr>
+          <w:rFonts w:ascii="Times New Roman" w:hAnsi="Times New Roman" w:cs="Times New Roman"/>
+        </w:rPr>
+        <w:t>his damage is about 4 percent of Sri Lanka’s GDP.  </w:t>
+      </w:r>
+      <w:r>
+        <w:rPr>
+          <w:rFonts w:ascii="Times New Roman" w:hAnsi="Times New Roman" w:cs="Times New Roman"/>
+        </w:rPr>
+        <w:t xml:space="preserve"> </w:t>
+      </w:r>
+      <w:r>
+        <w:rPr>
+          <w:rFonts w:ascii="Times New Roman" w:hAnsi="Times New Roman" w:cs="Times New Roman"/>
+        </w:rPr>
+        <w:t xml:space="preserve">Even though Cyclone </w:t>
       </w:r>
       <w:proofErr w:type="spellStart"/>
       <w:r>
         <w:rPr>
           <w:rFonts w:ascii="Times New Roman" w:hAnsi="Times New Roman" w:cs="Times New Roman"/>
         </w:rPr>
-        <w:t>Ditwah</w:t>
+        <w:t>Ditwah’s</w:t>
       </w:r>
       <w:proofErr w:type="spellEnd"/>
       <w:r>
         <w:rPr>
           <w:rFonts w:ascii="Times New Roman" w:hAnsi="Times New Roman" w:cs="Times New Roman"/>
         </w:rPr>
-        <w:t xml:space="preserve"> 2025, Sri </w:t>
-      </w:r>
-      <w:r>
-        <w:rPr>
-          <w:rFonts w:ascii="Times New Roman" w:hAnsi="Times New Roman" w:cs="Times New Roman"/>
-        </w:rPr>
-        <w:t>Lanka, it’s</w:t>
-      </w:r>
-      <w:r>
-        <w:rPr>
-          <w:rFonts w:ascii="Times New Roman" w:hAnsi="Times New Roman" w:cs="Times New Roman"/>
-        </w:rPr>
-        <w:t xml:space="preserve"> the worst natural disaster Sri Lanka has faced in recent history since the 2004 tsunami</w:t>
-      </w:r>
-      <w:r>
-        <w:rPr>
-          <w:rFonts w:ascii="Times New Roman" w:hAnsi="Times New Roman" w:cs="Times New Roman"/>
-        </w:rPr>
-        <w:t xml:space="preserve">. It resulted in the loss </w:t>
-      </w:r>
-      <w:r>
-        <w:rPr>
-          <w:rFonts w:ascii="Times New Roman" w:hAnsi="Times New Roman" w:cs="Times New Roman"/>
-        </w:rPr>
-        <w:t xml:space="preserve">of </w:t>
-      </w:r>
-      <w:r>
-        <w:rPr>
-          <w:rFonts w:ascii="Times New Roman" w:hAnsi="Times New Roman" w:cs="Times New Roman"/>
-        </w:rPr>
-        <w:t>over</w:t>
-      </w:r>
-      <w:r>
-        <w:rPr>
-          <w:rFonts w:ascii="Times New Roman" w:hAnsi="Times New Roman" w:cs="Times New Roman"/>
-        </w:rPr>
-        <w:t xml:space="preserve"> </w:t>
-      </w:r>
-      <w:r>
-        <w:rPr>
-          <w:rFonts w:ascii="Times New Roman" w:hAnsi="Times New Roman" w:cs="Times New Roman"/>
-        </w:rPr>
-        <w:t>650</w:t>
-      </w:r>
-      <w:r>
-        <w:rPr>
-          <w:rFonts w:ascii="Times New Roman" w:hAnsi="Times New Roman" w:cs="Times New Roman"/>
-        </w:rPr>
-        <w:t xml:space="preserve"> innocent lives</w:t>
-      </w:r>
-      <w:r>
-        <w:rPr>
-          <w:rFonts w:ascii="Times New Roman" w:hAnsi="Times New Roman" w:cs="Times New Roman"/>
-        </w:rPr>
-        <w:t>. In addition, m</w:t>
-      </w:r>
-      <w:r>
-        <w:rPr>
-          <w:rFonts w:ascii="Times New Roman" w:hAnsi="Times New Roman" w:cs="Times New Roman"/>
-        </w:rPr>
-        <w:t xml:space="preserve">ore than </w:t>
-      </w:r>
-      <w:r>
-        <w:rPr>
-          <w:rFonts w:ascii="Times New Roman" w:hAnsi="Times New Roman" w:cs="Times New Roman"/>
-        </w:rPr>
-        <w:t>6000</w:t>
-      </w:r>
-      <w:r>
-        <w:rPr>
-          <w:rFonts w:ascii="Times New Roman" w:hAnsi="Times New Roman" w:cs="Times New Roman"/>
-        </w:rPr>
-        <w:t xml:space="preserve"> houses were </w:t>
-      </w:r>
-      <w:proofErr w:type="gramStart"/>
-      <w:r>
-        <w:rPr>
-          <w:rFonts w:ascii="Times New Roman" w:hAnsi="Times New Roman" w:cs="Times New Roman"/>
-        </w:rPr>
-        <w:t>completely destroyed</w:t>
-      </w:r>
-      <w:proofErr w:type="gramEnd"/>
-      <w:r>
-        <w:rPr>
-          <w:rFonts w:ascii="Times New Roman" w:hAnsi="Times New Roman" w:cs="Times New Roman"/>
-        </w:rPr>
-        <w:t xml:space="preserve"> and over </w:t>
-      </w:r>
-      <w:r>
-        <w:rPr>
-          <w:rFonts w:ascii="Times New Roman" w:hAnsi="Times New Roman" w:cs="Times New Roman"/>
-        </w:rPr>
-        <w:t>100</w:t>
-      </w:r>
-      <w:r>
-        <w:rPr>
-          <w:rFonts w:ascii="Times New Roman" w:hAnsi="Times New Roman" w:cs="Times New Roman"/>
-        </w:rPr>
-        <w:t>,000 partially damaged</w:t>
-      </w:r>
-      <w:r>
-        <w:rPr>
-          <w:rFonts w:ascii="Times New Roman" w:hAnsi="Times New Roman" w:cs="Times New Roman"/>
-        </w:rPr>
-        <w:t xml:space="preserve">, </w:t>
-      </w:r>
-      <w:r>
-        <w:rPr>
-          <w:rFonts w:ascii="Times New Roman" w:hAnsi="Times New Roman" w:cs="Times New Roman"/>
-        </w:rPr>
-        <w:t xml:space="preserve">causing </w:t>
-      </w:r>
-      <w:r>
-        <w:rPr>
-          <w:rFonts w:ascii="Times New Roman" w:hAnsi="Times New Roman" w:cs="Times New Roman"/>
-        </w:rPr>
-        <w:t xml:space="preserve">economic losses exceeding </w:t>
-      </w:r>
-      <w:r>
-        <w:rPr>
-          <w:rFonts w:ascii="Times New Roman" w:hAnsi="Times New Roman" w:cs="Times New Roman"/>
-        </w:rPr>
-        <w:t>4 billion US dollars</w:t>
-      </w:r>
-      <w:r>
-        <w:rPr>
-          <w:rFonts w:ascii="Times New Roman" w:hAnsi="Times New Roman" w:cs="Times New Roman"/>
-        </w:rPr>
-        <w:t xml:space="preserve"> of damage across the country.  </w:t>
-      </w:r>
-      <w:r>
-        <w:rPr>
-          <w:rFonts w:ascii="Times New Roman" w:hAnsi="Times New Roman" w:cs="Times New Roman"/>
-        </w:rPr>
-        <w:t>T</w:t>
-      </w:r>
-      <w:r>
-        <w:rPr>
-          <w:rFonts w:ascii="Times New Roman" w:hAnsi="Times New Roman" w:cs="Times New Roman"/>
-        </w:rPr>
-        <w:t>his damage is about 4 percent of Sri Lanka’s GDP.  </w:t>
-      </w:r>
-      <w:r>
-        <w:rPr>
-          <w:rFonts w:ascii="Times New Roman" w:hAnsi="Times New Roman" w:cs="Times New Roman"/>
-        </w:rPr>
-        <w:t xml:space="preserve"> </w:t>
-      </w:r>
-      <w:r>
-        <w:rPr>
-          <w:rFonts w:ascii="Times New Roman" w:hAnsi="Times New Roman" w:cs="Times New Roman"/>
-        </w:rPr>
-        <w:t xml:space="preserve">Even though Cyclone </w:t>
-      </w:r>
-      <w:proofErr w:type="spellStart"/>
-      <w:r>
-        <w:rPr>
-          <w:rFonts w:ascii="Times New Roman" w:hAnsi="Times New Roman" w:cs="Times New Roman"/>
-        </w:rPr>
-        <w:t>Ditwah’s</w:t>
-      </w:r>
-      <w:proofErr w:type="spellEnd"/>
-      <w:r>
-        <w:rPr>
-          <w:rFonts w:ascii="Times New Roman" w:hAnsi="Times New Roman" w:cs="Times New Roman"/>
-        </w:rPr>
-        <w:t xml:space="preserve"> center was off Sri Lanka’s eastern coast, Colombo, the largest city of Sri Lanka by population, recorded the highest impact, with over 30,000 people affected, as persistent rainfall triggered Kelani River overflow and severe urban flooding that overwhelmed the city’s drainage system.</w:t>
-      </w:r>
-    </w:p>
-    <w:p>
-      <w:pPr>
-        <w:spacing w:before="120" w:after="120"/>
-        <w:jc w:val="both"/>
-        <w:rPr>
-          <w:rFonts w:ascii="Times New Roman" w:hAnsi="Times New Roman" w:cs="Times New Roman"/>
-        </w:rPr>
-      </w:pPr>
-      <w:r>
-        <w:rPr>
-          <w:rFonts w:ascii="Times New Roman" w:hAnsi="Times New Roman" w:cs="Times New Roman"/>
+        <w:t xml:space="preserve"> center was off Sri Lanka’s eastern coast, Colombo, the largest city </w:t>
+      </w:r>
+      <w:r>
+        <w:rPr>
+          <w:rFonts w:ascii="Times New Roman" w:hAnsi="Times New Roman" w:cs="Times New Roman"/>
+        </w:rPr>
+        <w:t>in</w:t>
+      </w:r>
+      <w:r>
+        <w:rPr>
+          <w:rFonts w:ascii="Times New Roman" w:hAnsi="Times New Roman" w:cs="Times New Roman"/>
+        </w:rPr>
+        <w:t xml:space="preserve"> Sri Lanka by population, recorded the highest impact, with over 30,000 people affected, as persistent rainfall triggered Kelani River overflow and severe urban flooding that overwhelmed the city’s drainage system</w:t>
+      </w:r>
+      <w:r>
+        <w:rPr>
+          <w:rFonts w:ascii="Times New Roman" w:hAnsi="Times New Roman" w:cs="Times New Roman"/>
+        </w:rPr>
+        <w:t>.</w:t>
+      </w:r>
+    </w:p>
+    <w:p>
+      <w:pPr>
+        <w:spacing w:before="120" w:after="120"/>
+        <w:rPr>
           <w:noProof/>
         </w:rPr>
+      </w:pPr>
+      <w:r>
+        <w:rPr>
+          <w:noProof/>
+        </w:rPr>
         <w:drawing>
-          <wp:anchor distT="0" distB="0" distL="114300" distR="114300" simplePos="0" relativeHeight="251662336" behindDoc="0" locked="0" layoutInCell="1" allowOverlap="1" wp14:anchorId="592AD8CE" wp14:editId="3D0898C5">
+          <wp:anchor distT="0" distB="0" distL="114300" distR="114300" simplePos="0" relativeHeight="251665408" behindDoc="1" locked="0" layoutInCell="1" allowOverlap="1" wp14:anchorId="2EA1667C" wp14:editId="6B0B5A78">
             <wp:simplePos x="0" y="0"/>
-            <wp:positionH relativeFrom="column">
-              <wp:posOffset>2986617</wp:posOffset>
+            <wp:positionH relativeFrom="margin">
+              <wp:posOffset>1399540</wp:posOffset>
             </wp:positionH>
             <wp:positionV relativeFrom="paragraph">
-              <wp:posOffset>129328</wp:posOffset>
+              <wp:posOffset>6985</wp:posOffset>
             </wp:positionV>
-            <wp:extent cx="2871962" cy="3599895"/>
-            <wp:effectExtent l="0" t="0" r="5080" b="635"/>
-            <wp:wrapNone/>
-            <wp:docPr id="931339" name="Picture 13"/>
-            <wp:cNvGraphicFramePr>
-              <a:graphicFrameLocks xmlns:a="http://schemas.openxmlformats.org/drawingml/2006/main" noChangeAspect="1"/>
-            </wp:cNvGraphicFramePr>
+            <wp:extent cx="3455035" cy="3346450"/>
+            <wp:effectExtent l="0" t="0" r="0" b="6350"/>
+            <wp:wrapThrough wrapText="bothSides">
+              <wp:wrapPolygon edited="0">
+                <wp:start x="0" y="0"/>
+                <wp:lineTo x="0" y="21518"/>
+                <wp:lineTo x="21437" y="21518"/>
+                <wp:lineTo x="21437" y="0"/>
+                <wp:lineTo x="0" y="0"/>
+              </wp:wrapPolygon>
+            </wp:wrapThrough>
+            <wp:docPr id="11" name="Picture"/>
+            <wp:cNvGraphicFramePr/>
             <a:graphic xmlns:a="http://schemas.openxmlformats.org/drawingml/2006/main">
               <a:graphicData uri="http://schemas.openxmlformats.org/drawingml/2006/picture">
                 <pic:pic xmlns:pic="http://schemas.openxmlformats.org/drawingml/2006/picture">
                   <pic:nvPicPr>
-                    <pic:cNvPr id="931339" name="Picture 13"/>
+                    <pic:cNvPr id="12" name="Picture" descr="Analysis_files/Analysis_files/figure-docx/fig2-1.png"/>
                     <pic:cNvPicPr>
-                      <a:picLocks noChangeAspect="1"/>
+                      <a:picLocks noChangeAspect="1" noChangeArrowheads="1"/>
                     </pic:cNvPicPr>
                   </pic:nvPicPr>
                   <pic:blipFill rotWithShape="1">
@@ -885,7 +1004,7 @@
                         </a:ext>
                       </a:extLst>
                     </a:blip>
-                    <a:srcRect l="21360" t="5710" r="16491" b="5457"/>
+                    <a:srcRect l="9860" t="6532" r="6186" b="5304"/>
                     <a:stretch>
                       <a:fillRect/>
                     </a:stretch>
@@ -893,7 +1012,7 @@
                   <pic:spPr bwMode="auto">
                     <a:xfrm>
                       <a:off x="0" y="0"/>
-                      <a:ext cx="2871962" cy="3599895"/>
+                      <a:ext cx="3455035" cy="3346450"/>
                     </a:xfrm>
                     <a:prstGeom prst="rect">
                       <a:avLst/>
@@ -911,82 +1030,6 @@
                 </pic:pic>
               </a:graphicData>
             </a:graphic>
-            <wp14:sizeRelH relativeFrom="margin">
-              <wp14:pctWidth>0</wp14:pctWidth>
-            </wp14:sizeRelH>
-            <wp14:sizeRelV relativeFrom="margin">
-              <wp14:pctHeight>0</wp14:pctHeight>
-            </wp14:sizeRelV>
-          </wp:anchor>
-        </w:drawing>
-      </w:r>
-      <w:r>
-        <w:rPr>
-          <w:rFonts w:ascii="Times New Roman" w:hAnsi="Times New Roman" w:cs="Times New Roman"/>
-          <w:noProof/>
-        </w:rPr>
-        <w:drawing>
-          <wp:anchor distT="0" distB="0" distL="114300" distR="114300" simplePos="0" relativeHeight="251663360" behindDoc="1" locked="0" layoutInCell="1" allowOverlap="1" wp14:anchorId="05EDBA11" wp14:editId="366E6BD2">
-            <wp:simplePos x="0" y="0"/>
-            <wp:positionH relativeFrom="margin">
-              <wp:posOffset>-97790</wp:posOffset>
-            </wp:positionH>
-            <wp:positionV relativeFrom="paragraph">
-              <wp:posOffset>146262</wp:posOffset>
-            </wp:positionV>
-            <wp:extent cx="3132455" cy="3555365"/>
-            <wp:effectExtent l="0" t="0" r="0" b="6985"/>
-            <wp:wrapTight wrapText="bothSides">
-              <wp:wrapPolygon edited="0">
-                <wp:start x="0" y="0"/>
-                <wp:lineTo x="0" y="21527"/>
-                <wp:lineTo x="21412" y="21527"/>
-                <wp:lineTo x="21412" y="0"/>
-                <wp:lineTo x="0" y="0"/>
-              </wp:wrapPolygon>
-            </wp:wrapTight>
-            <wp:docPr id="1687968390" name="Picture 16"/>
-            <wp:cNvGraphicFramePr>
-              <a:graphicFrameLocks xmlns:a="http://schemas.openxmlformats.org/drawingml/2006/main" noChangeAspect="1"/>
-            </wp:cNvGraphicFramePr>
-            <a:graphic xmlns:a="http://schemas.openxmlformats.org/drawingml/2006/main">
-              <a:graphicData uri="http://schemas.openxmlformats.org/drawingml/2006/picture">
-                <pic:pic xmlns:pic="http://schemas.openxmlformats.org/drawingml/2006/picture">
-                  <pic:nvPicPr>
-                    <pic:cNvPr id="0" name="Picture 50"/>
-                    <pic:cNvPicPr>
-                      <a:picLocks noChangeAspect="1" noChangeArrowheads="1"/>
-                    </pic:cNvPicPr>
-                  </pic:nvPicPr>
-                  <pic:blipFill>
-                    <a:blip r:embed="rId9">
-                      <a:extLst>
-                        <a:ext uri="{28A0092B-C50C-407E-A947-70E740481C1C}">
-                          <a14:useLocalDpi xmlns:a14="http://schemas.microsoft.com/office/drawing/2010/main" val="0"/>
-                        </a:ext>
-                      </a:extLst>
-                    </a:blip>
-                    <a:srcRect/>
-                    <a:stretch>
-                      <a:fillRect/>
-                    </a:stretch>
-                  </pic:blipFill>
-                  <pic:spPr bwMode="auto">
-                    <a:xfrm>
-                      <a:off x="0" y="0"/>
-                      <a:ext cx="3132455" cy="3555365"/>
-                    </a:xfrm>
-                    <a:prstGeom prst="rect">
-                      <a:avLst/>
-                    </a:prstGeom>
-                    <a:noFill/>
-                    <a:ln>
-                      <a:noFill/>
-                    </a:ln>
-                  </pic:spPr>
-                </pic:pic>
-              </a:graphicData>
-            </a:graphic>
             <wp14:sizeRelH relativeFrom="page">
               <wp14:pctWidth>0</wp14:pctWidth>
             </wp14:sizeRelH>
@@ -1000,117 +1043,88 @@
     <w:p>
       <w:pPr>
         <w:spacing w:before="120" w:after="120"/>
-        <w:jc w:val="both"/>
-        <w:rPr>
-          <w:rFonts w:ascii="Times New Roman" w:hAnsi="Times New Roman" w:cs="Times New Roman"/>
-        </w:rPr>
-      </w:pPr>
-    </w:p>
-    <w:p>
-      <w:pPr>
-        <w:spacing w:before="120" w:after="120"/>
-        <w:jc w:val="both"/>
-        <w:rPr>
-          <w:rFonts w:ascii="Times New Roman" w:hAnsi="Times New Roman" w:cs="Times New Roman"/>
-        </w:rPr>
-      </w:pPr>
-    </w:p>
-    <w:p>
-      <w:pPr>
-        <w:spacing w:before="120" w:after="120"/>
-        <w:jc w:val="both"/>
-        <w:rPr>
-          <w:rFonts w:ascii="Times New Roman" w:hAnsi="Times New Roman" w:cs="Times New Roman"/>
-        </w:rPr>
-      </w:pPr>
-    </w:p>
-    <w:p>
-      <w:pPr>
-        <w:spacing w:before="120" w:after="120"/>
-        <w:jc w:val="both"/>
-        <w:rPr>
-          <w:rFonts w:ascii="Times New Roman" w:hAnsi="Times New Roman" w:cs="Times New Roman"/>
-        </w:rPr>
-      </w:pPr>
-    </w:p>
-    <w:p>
-      <w:pPr>
-        <w:spacing w:before="120" w:after="120"/>
-        <w:jc w:val="both"/>
-        <w:rPr>
-          <w:rFonts w:ascii="Times New Roman" w:hAnsi="Times New Roman" w:cs="Times New Roman"/>
-        </w:rPr>
-      </w:pPr>
-    </w:p>
-    <w:p>
-      <w:pPr>
-        <w:spacing w:before="120" w:after="120"/>
-        <w:jc w:val="both"/>
-        <w:rPr>
-          <w:rFonts w:ascii="Times New Roman" w:hAnsi="Times New Roman" w:cs="Times New Roman"/>
-        </w:rPr>
-      </w:pPr>
-    </w:p>
-    <w:p>
-      <w:pPr>
-        <w:spacing w:before="120" w:after="120"/>
-        <w:jc w:val="both"/>
-        <w:rPr>
-          <w:rFonts w:ascii="Times New Roman" w:hAnsi="Times New Roman" w:cs="Times New Roman"/>
-        </w:rPr>
-      </w:pPr>
-    </w:p>
-    <w:p>
-      <w:pPr>
-        <w:spacing w:before="120" w:after="120"/>
-        <w:jc w:val="both"/>
-        <w:rPr>
-          <w:rFonts w:ascii="Times New Roman" w:hAnsi="Times New Roman" w:cs="Times New Roman"/>
-        </w:rPr>
-      </w:pPr>
-    </w:p>
-    <w:p>
-      <w:pPr>
-        <w:spacing w:before="120" w:after="120"/>
-        <w:jc w:val="both"/>
-        <w:rPr>
-          <w:rFonts w:ascii="Times New Roman" w:hAnsi="Times New Roman" w:cs="Times New Roman"/>
-        </w:rPr>
-      </w:pPr>
-    </w:p>
-    <w:p>
-      <w:pPr>
-        <w:spacing w:before="120" w:after="120"/>
-        <w:jc w:val="both"/>
-        <w:rPr>
-          <w:rFonts w:ascii="Times New Roman" w:hAnsi="Times New Roman" w:cs="Times New Roman"/>
-        </w:rPr>
-      </w:pPr>
-    </w:p>
-    <w:p>
-      <w:pPr>
-        <w:spacing w:before="120" w:after="120"/>
-        <w:jc w:val="both"/>
-        <w:rPr>
-          <w:rFonts w:ascii="Times New Roman" w:hAnsi="Times New Roman" w:cs="Times New Roman"/>
-        </w:rPr>
-      </w:pPr>
-    </w:p>
-    <w:p>
-      <w:pPr>
-        <w:spacing w:before="120" w:after="120"/>
-        <w:jc w:val="both"/>
-        <w:rPr>
-          <w:rFonts w:ascii="Times New Roman" w:hAnsi="Times New Roman" w:cs="Times New Roman"/>
-        </w:rPr>
-      </w:pPr>
-    </w:p>
-    <w:p>
-      <w:pPr>
-        <w:spacing w:before="120" w:after="120"/>
-        <w:jc w:val="both"/>
-        <w:rPr>
-          <w:rFonts w:ascii="Times New Roman" w:hAnsi="Times New Roman" w:cs="Times New Roman"/>
+        <w:rPr>
+          <w:noProof/>
+        </w:rPr>
+      </w:pPr>
+    </w:p>
+    <w:p>
+      <w:pPr>
+        <w:spacing w:before="120" w:after="120"/>
+        <w:rPr>
+          <w:noProof/>
+        </w:rPr>
+      </w:pPr>
+    </w:p>
+    <w:p>
+      <w:pPr>
+        <w:spacing w:before="120" w:after="120"/>
+        <w:rPr>
+          <w:noProof/>
+        </w:rPr>
+      </w:pPr>
+    </w:p>
+    <w:p>
+      <w:pPr>
+        <w:spacing w:before="120" w:after="120"/>
+        <w:rPr>
+          <w:noProof/>
+        </w:rPr>
+      </w:pPr>
+    </w:p>
+    <w:p>
+      <w:pPr>
+        <w:spacing w:before="120" w:after="120"/>
+        <w:rPr>
+          <w:noProof/>
+        </w:rPr>
+      </w:pPr>
+    </w:p>
+    <w:p>
+      <w:pPr>
+        <w:spacing w:before="120" w:after="120"/>
+        <w:rPr>
+          <w:noProof/>
+        </w:rPr>
+      </w:pPr>
+    </w:p>
+    <w:p>
+      <w:pPr>
+        <w:spacing w:before="120" w:after="120"/>
+        <w:rPr>
+          <w:noProof/>
+        </w:rPr>
+      </w:pPr>
+    </w:p>
+    <w:p>
+      <w:pPr>
+        <w:spacing w:before="120" w:after="120"/>
+        <w:rPr>
+          <w:noProof/>
+        </w:rPr>
+      </w:pPr>
+    </w:p>
+    <w:p>
+      <w:pPr>
+        <w:spacing w:before="120" w:after="120"/>
+        <w:rPr>
+          <w:noProof/>
+        </w:rPr>
+      </w:pPr>
+    </w:p>
+    <w:p>
+      <w:pPr>
+        <w:spacing w:before="120" w:after="120"/>
+        <w:rPr>
+          <w:noProof/>
+        </w:rPr>
+      </w:pPr>
+    </w:p>
+    <w:p>
+      <w:pPr>
+        <w:spacing w:before="120" w:after="120"/>
+        <w:rPr>
+          <w:noProof/>
         </w:rPr>
       </w:pPr>
     </w:p>
@@ -1130,25 +1144,59 @@
           <w:i/>
           <w:iCs/>
         </w:rPr>
-        <w:t xml:space="preserve">Figure 2: Left: A paddy field in Kelaniya, Colombo, within the Kelani River basin, was fully submerged by floodwater in November 2025 after heavy rainfall caused the Kelani River to overflow and flood surrounding low-lying areas. Right: Map showing the number of people affected by Cyclone </w:t>
-      </w:r>
-      <w:proofErr w:type="spellStart"/>
+        <w:t>Figure</w:t>
+      </w:r>
       <w:r>
         <w:rPr>
           <w:rFonts w:ascii="Times New Roman" w:hAnsi="Times New Roman" w:cs="Times New Roman"/>
           <w:i/>
           <w:iCs/>
         </w:rPr>
-        <w:t>Ditwah</w:t>
-      </w:r>
-      <w:proofErr w:type="spellEnd"/>
+        <w:t xml:space="preserve"> 2</w:t>
+      </w:r>
       <w:r>
         <w:rPr>
           <w:rFonts w:ascii="Times New Roman" w:hAnsi="Times New Roman" w:cs="Times New Roman"/>
           <w:i/>
           <w:iCs/>
         </w:rPr>
-        <w:t xml:space="preserve"> across Sri Lanka.</w:t>
+        <w:t xml:space="preserve">: Map showing the number of people affected by Cyclone </w:t>
+      </w:r>
+      <w:proofErr w:type="spellStart"/>
+      <w:r>
+        <w:rPr>
+          <w:rFonts w:ascii="Times New Roman" w:hAnsi="Times New Roman" w:cs="Times New Roman"/>
+          <w:i/>
+          <w:iCs/>
+        </w:rPr>
+        <w:t>Ditwah</w:t>
+      </w:r>
+      <w:proofErr w:type="spellEnd"/>
+      <w:r>
+        <w:rPr>
+          <w:rFonts w:ascii="Times New Roman" w:hAnsi="Times New Roman" w:cs="Times New Roman"/>
+          <w:i/>
+          <w:iCs/>
+        </w:rPr>
+        <w:t xml:space="preserve"> across Sri Lanka. Data source: Ministry of </w:t>
+      </w:r>
+      <w:proofErr w:type="spellStart"/>
+      <w:r>
+        <w:rPr>
+          <w:rFonts w:ascii="Times New Roman" w:hAnsi="Times New Roman" w:cs="Times New Roman"/>
+          <w:i/>
+          <w:iCs/>
+        </w:rPr>
+        <w:t>Defence</w:t>
+      </w:r>
+      <w:proofErr w:type="spellEnd"/>
+      <w:r>
+        <w:rPr>
+          <w:rFonts w:ascii="Times New Roman" w:hAnsi="Times New Roman" w:cs="Times New Roman"/>
+          <w:i/>
+          <w:iCs/>
+        </w:rPr>
+        <w:t>, National Disaster Relief Services Centre (NDRSC), District-wise Current Situation Report (21 November–31 December 2025).</w:t>
       </w:r>
     </w:p>
     <w:p>
@@ -1164,19 +1212,7 @@
           <w:rFonts w:ascii="Times New Roman" w:hAnsi="Times New Roman" w:cs="Times New Roman"/>
         </w:rPr>
         <w:lastRenderedPageBreak/>
-        <w:t xml:space="preserve">The Disaster Management Centre website of Sri Lanka’s Ministry of </w:t>
-      </w:r>
-      <w:r>
-        <w:rPr>
-          <w:rFonts w:ascii="Times New Roman" w:hAnsi="Times New Roman" w:cs="Times New Roman"/>
-        </w:rPr>
-        <w:t>Defense</w:t>
-      </w:r>
-      <w:r>
-        <w:rPr>
-          <w:rFonts w:ascii="Times New Roman" w:hAnsi="Times New Roman" w:cs="Times New Roman"/>
-        </w:rPr>
-        <w:t xml:space="preserve">, Sri Lanka (https://www.dmc.gov.lk/), has been providing irregular but frequent updates on river water levels of several gauging stations across multiple water basins all around the country, even well before the </w:t>
+        <w:t xml:space="preserve">The Disaster Management Centre website of Sri Lanka’s Ministry of Defense (https://www.dmc.gov.lk/) has been providing irregular but frequent updates on river water levels of several gauging stations across multiple water basins all around the country, even well before the </w:t>
       </w:r>
       <w:proofErr w:type="spellStart"/>
       <w:r>
@@ -1190,31 +1226,7 @@
         <w:rPr>
           <w:rFonts w:ascii="Times New Roman" w:hAnsi="Times New Roman" w:cs="Times New Roman"/>
         </w:rPr>
-        <w:t xml:space="preserve"> Cyclone made landfall. It also contains flood warning thresholds for alerts as well as minor and major flood warnings. Despite this, the country experienced massive damage affecting lives, homes, infrastructure, and essential services. The question, then, is why the country was unable to avoid or at least minimize such massive losses even when relevant data were readily available throughout the event</w:t>
-      </w:r>
-      <w:r>
-        <w:rPr>
-          <w:rFonts w:ascii="Times New Roman" w:hAnsi="Times New Roman" w:cs="Times New Roman"/>
-        </w:rPr>
-        <w:t>.</w:t>
-      </w:r>
-      <w:r>
-        <w:rPr>
-          <w:rFonts w:ascii="Times New Roman" w:hAnsi="Times New Roman" w:cs="Times New Roman"/>
-        </w:rPr>
-        <w:t xml:space="preserve"> </w:t>
-      </w:r>
-      <w:r>
-        <w:rPr>
-          <w:rFonts w:ascii="Times New Roman" w:hAnsi="Times New Roman" w:cs="Times New Roman"/>
-        </w:rPr>
-        <w:t>The sections that follow take a closer look at this issue through a SWOT analysis of Sri Lanka’s early flood warning system, exploring its strengths, weaknesses, opportunities, and threats</w:t>
-      </w:r>
-      <w:r>
-        <w:rPr>
-          <w:rFonts w:ascii="Times New Roman" w:hAnsi="Times New Roman" w:cs="Times New Roman"/>
-        </w:rPr>
-        <w:t>.</w:t>
+        <w:t xml:space="preserve"> Cyclone made landfall. It also contains flood warning thresholds for alerts as well as minor and major flood warnings. Despite these efforts, the country experienced massive damage affecting lives, homes, infrastructure, and essential services. The question, then, is why the country was unable to avoid or at least minimize such massive losses even when relevant data was readily available throughout the event. The sections that follow take a closer look at this issue through a SWOT analysis of Sri Lanka’s early flood warning system, exploring its strengths, weaknesses, opportunities, and threats.</w:t>
       </w:r>
     </w:p>
     <w:p>
@@ -1233,13 +1245,13 @@
         <mc:AlternateContent>
           <mc:Choice Requires="wps">
             <w:drawing>
-              <wp:anchor distT="0" distB="0" distL="114300" distR="114300" simplePos="0" relativeHeight="251656192" behindDoc="0" locked="0" layoutInCell="1" allowOverlap="1" wp14:anchorId="51BB4C04" wp14:editId="2927B763">
+              <wp:anchor distT="0" distB="0" distL="114300" distR="114300" simplePos="0" relativeHeight="251656192" behindDoc="0" locked="0" layoutInCell="1" allowOverlap="1" wp14:anchorId="51BB4C04" wp14:editId="1A5C1963">
                 <wp:simplePos x="0" y="0"/>
                 <wp:positionH relativeFrom="margin">
-                  <wp:align>right</wp:align>
+                  <wp:align>center</wp:align>
                 </wp:positionH>
                 <wp:positionV relativeFrom="paragraph">
-                  <wp:posOffset>27138</wp:posOffset>
+                  <wp:posOffset>149659</wp:posOffset>
                 </wp:positionV>
                 <wp:extent cx="5796501" cy="3144982"/>
                 <wp:effectExtent l="0" t="0" r="13970" b="17780"/>
@@ -1556,7 +1568,7 @@
           </mc:Choice>
           <mc:Fallback>
             <w:pict>
-              <v:rect w14:anchorId="51BB4C04" id="Rectangle 1" o:spid="_x0000_s1026" style="position:absolute;left:0;text-align:left;margin-left:405.2pt;margin-top:2.15pt;width:456.4pt;height:247.65pt;z-index:251656192;visibility:visible;mso-wrap-style:square;mso-width-percent:0;mso-height-percent:0;mso-wrap-distance-left:9pt;mso-wrap-distance-top:0;mso-wrap-distance-right:9pt;mso-wrap-distance-bottom:0;mso-position-horizontal:right;mso-position-horizontal-relative:margin;mso-position-vertical:absolute;mso-position-vertical-relative:text;mso-width-percent:0;mso-height-percent:0;mso-width-relative:margin;mso-height-relative:margin;v-text-anchor:middle" o:gfxdata="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" fillcolor="white [3201]" strokecolor="#a7caec [831]" strokeweight="1.5pt">
+              <v:rect w14:anchorId="51BB4C04" id="Rectangle 1" o:spid="_x0000_s1026" style="position:absolute;left:0;text-align:left;margin-left:0;margin-top:11.8pt;width:456.4pt;height:247.65pt;z-index:251656192;visibility:visible;mso-wrap-style:square;mso-width-percent:0;mso-height-percent:0;mso-wrap-distance-left:9pt;mso-wrap-distance-top:0;mso-wrap-distance-right:9pt;mso-wrap-distance-bottom:0;mso-position-horizontal:center;mso-position-horizontal-relative:margin;mso-position-vertical:absolute;mso-position-vertical-relative:text;mso-width-percent:0;mso-height-percent:0;mso-width-relative:margin;mso-height-relative:margin;v-text-anchor:middle" o:gfxdata="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" fillcolor="white [3201]" strokecolor="#a7caec [831]" strokeweight="1.5pt">
                 <v:textbox>
                   <w:txbxContent>
                     <w:p>
@@ -1935,90 +1947,24 @@
           <w:sz w:val="32"/>
           <w:szCs w:val="32"/>
         </w:rPr>
-        <w:t xml:space="preserve">Rising from the </w:t>
-      </w:r>
-      <w:r>
-        <w:rPr>
-          <w:rFonts w:ascii="Times New Roman" w:hAnsi="Times New Roman" w:cs="Times New Roman"/>
-          <w:b/>
-          <w:bCs/>
-          <w:sz w:val="32"/>
-          <w:szCs w:val="32"/>
-        </w:rPr>
-        <w:t>c</w:t>
-      </w:r>
-      <w:r>
-        <w:rPr>
-          <w:rFonts w:ascii="Times New Roman" w:hAnsi="Times New Roman" w:cs="Times New Roman"/>
-          <w:b/>
-          <w:bCs/>
-          <w:sz w:val="32"/>
-          <w:szCs w:val="32"/>
-        </w:rPr>
-        <w:t>urrent</w:t>
-      </w:r>
-      <w:r>
-        <w:rPr>
-          <w:rFonts w:ascii="Times New Roman" w:hAnsi="Times New Roman" w:cs="Times New Roman"/>
-          <w:b/>
-          <w:bCs/>
-          <w:sz w:val="32"/>
-          <w:szCs w:val="32"/>
-        </w:rPr>
-        <w:t xml:space="preserve"> system</w:t>
-      </w:r>
-    </w:p>
-    <w:p>
-      <w:pPr>
-        <w:spacing w:before="120" w:after="120"/>
-        <w:jc w:val="both"/>
-        <w:rPr>
-          <w:rFonts w:ascii="Times New Roman" w:hAnsi="Times New Roman" w:cs="Times New Roman"/>
-        </w:rPr>
-      </w:pPr>
-      <w:r>
-        <w:rPr>
-          <w:rFonts w:ascii="Times New Roman" w:hAnsi="Times New Roman" w:cs="Times New Roman"/>
-        </w:rPr>
-        <w:t xml:space="preserve">Sri Lanka’s flood warning practices do not need to start from scratch, as they already have a solid foundation that can be strengthened and improved. </w:t>
-      </w:r>
-      <w:r>
-        <w:rPr>
-          <w:rFonts w:ascii="Times New Roman" w:hAnsi="Times New Roman" w:cs="Times New Roman"/>
-        </w:rPr>
-        <w:t>For instance, t</w:t>
-      </w:r>
-      <w:r>
-        <w:rPr>
-          <w:rFonts w:ascii="Times New Roman" w:hAnsi="Times New Roman" w:cs="Times New Roman"/>
-        </w:rPr>
-        <w:t xml:space="preserve">he country maintains a rich database with </w:t>
-      </w:r>
-      <w:r>
-        <w:rPr>
-          <w:rFonts w:ascii="Times New Roman" w:hAnsi="Times New Roman" w:cs="Times New Roman"/>
-        </w:rPr>
-        <w:t xml:space="preserve">frequent </w:t>
-      </w:r>
-      <w:r>
-        <w:rPr>
-          <w:rFonts w:ascii="Times New Roman" w:hAnsi="Times New Roman" w:cs="Times New Roman"/>
-        </w:rPr>
-        <w:t xml:space="preserve">real-time measures of river level data accessible through the Disaster Management Centre website. This provides a solid foundation for a better, updated, data-driven early warning system. Further, there are several open-source software tools with anomaly detection capabilities. </w:t>
-      </w:r>
-      <w:r>
-        <w:rPr>
-          <w:rFonts w:ascii="Times New Roman" w:hAnsi="Times New Roman" w:cs="Times New Roman"/>
-        </w:rPr>
-        <w:t>For example, t</w:t>
-      </w:r>
-      <w:r>
-        <w:rPr>
-          <w:rFonts w:ascii="Times New Roman" w:hAnsi="Times New Roman" w:cs="Times New Roman"/>
-        </w:rPr>
-        <w:t>he recently released CRAN task view on anomaly detection (</w:t>
-      </w:r>
-      <w:hyperlink r:id="rId10" w:tgtFrame="_blank" w:history="1">
+        <w:t>Rising from the current system</w:t>
+      </w:r>
+    </w:p>
+    <w:p>
+      <w:pPr>
+        <w:spacing w:before="120" w:after="120"/>
+        <w:jc w:val="both"/>
+        <w:rPr>
+          <w:rFonts w:ascii="Times New Roman" w:hAnsi="Times New Roman" w:cs="Times New Roman"/>
+        </w:rPr>
+      </w:pPr>
+      <w:r>
+        <w:rPr>
+          <w:rFonts w:ascii="Times New Roman" w:hAnsi="Times New Roman" w:cs="Times New Roman"/>
+        </w:rPr>
+        <w:t>Sri Lanka’s flood warning practices do not need to start from scratch, as they already have a solid foundation that can be strengthened and improved. For instance, the country maintains a rich database with frequent real-time measures of river level data accessible through the Disaster Management Centre website. This provides a solid foundation for a better, updated, data-driven early warning system. Further, there are several open-source software tools with anomaly detection capabilities. For example, the recently released CRAN task view on anomaly detection (</w:t>
+      </w:r>
+      <w:hyperlink r:id="rId9" w:tgtFrame="_blank" w:history="1">
         <w:r>
           <w:rPr>
             <w:rStyle w:val="Hyperlink"/>
@@ -2031,124 +1977,14 @@
         <w:rPr>
           <w:rFonts w:ascii="Times New Roman" w:hAnsi="Times New Roman" w:cs="Times New Roman"/>
         </w:rPr>
-        <w:t xml:space="preserve">) has the potential of guiding new cost-effective tools and data-driven automated techniques for early flood warnings. In addition, Sri Lanka has the highest literacy in the South Asian region, around 92%. The digital literacy of the country is also </w:t>
-      </w:r>
-      <w:r>
-        <w:rPr>
-          <w:rFonts w:ascii="Times New Roman" w:hAnsi="Times New Roman" w:cs="Times New Roman"/>
-        </w:rPr>
-        <w:t>of</w:t>
-      </w:r>
-      <w:r>
-        <w:rPr>
-          <w:rFonts w:ascii="Times New Roman" w:hAnsi="Times New Roman" w:cs="Times New Roman"/>
-        </w:rPr>
-        <w:t xml:space="preserve"> considerably high value. This enables people to understand the value of such data-driven early warning systems and respond to them accordingly. The media has a huge role to play in this regard in disseminating these warnings and raising public awareness. Beyond traditional media, social media platforms also have the capacity to disseminate </w:t>
-      </w:r>
-      <w:r>
-        <w:rPr>
-          <w:rFonts w:ascii="Times New Roman" w:hAnsi="Times New Roman" w:cs="Times New Roman"/>
-        </w:rPr>
-        <w:t>timely</w:t>
-      </w:r>
-      <w:r>
-        <w:rPr>
-          <w:rFonts w:ascii="Times New Roman" w:hAnsi="Times New Roman" w:cs="Times New Roman"/>
-        </w:rPr>
-        <w:t xml:space="preserve"> warnings</w:t>
-      </w:r>
-      <w:r>
-        <w:rPr>
-          <w:rFonts w:ascii="Times New Roman" w:hAnsi="Times New Roman" w:cs="Times New Roman"/>
-        </w:rPr>
-        <w:t xml:space="preserve">, </w:t>
-      </w:r>
-      <w:r>
-        <w:rPr>
-          <w:rFonts w:ascii="Times New Roman" w:hAnsi="Times New Roman" w:cs="Times New Roman"/>
-        </w:rPr>
-        <w:t xml:space="preserve">particularly given the high level of social media use across the </w:t>
-      </w:r>
-      <w:proofErr w:type="gramStart"/>
-      <w:r>
-        <w:rPr>
-          <w:rFonts w:ascii="Times New Roman" w:hAnsi="Times New Roman" w:cs="Times New Roman"/>
-        </w:rPr>
-        <w:t>countr</w:t>
-      </w:r>
-      <w:r>
-        <w:rPr>
-          <w:rFonts w:ascii="Times New Roman" w:hAnsi="Times New Roman" w:cs="Times New Roman"/>
-        </w:rPr>
-        <w:t xml:space="preserve">y,  </w:t>
-      </w:r>
-      <w:r>
-        <w:rPr>
-          <w:rFonts w:ascii="Times New Roman" w:hAnsi="Times New Roman" w:cs="Times New Roman"/>
-        </w:rPr>
-        <w:t>with</w:t>
-      </w:r>
-      <w:proofErr w:type="gramEnd"/>
-      <w:r>
-        <w:rPr>
-          <w:rFonts w:ascii="Times New Roman" w:hAnsi="Times New Roman" w:cs="Times New Roman"/>
-        </w:rPr>
-        <w:t xml:space="preserve"> roughly </w:t>
-      </w:r>
-      <w:r>
-        <w:rPr>
-          <w:rFonts w:ascii="Times New Roman" w:hAnsi="Times New Roman" w:cs="Times New Roman"/>
-        </w:rPr>
-        <w:t>9</w:t>
-      </w:r>
-      <w:r>
-        <w:rPr>
-          <w:rFonts w:ascii="Times New Roman" w:hAnsi="Times New Roman" w:cs="Times New Roman"/>
-        </w:rPr>
-        <w:t xml:space="preserve"> million social media users</w:t>
-      </w:r>
-      <w:r>
-        <w:rPr>
-          <w:rFonts w:ascii="Times New Roman" w:hAnsi="Times New Roman" w:cs="Times New Roman"/>
-        </w:rPr>
-        <w:t xml:space="preserve"> as of October 2025</w:t>
-      </w:r>
-      <w:r>
-        <w:rPr>
-          <w:rFonts w:ascii="Times New Roman" w:hAnsi="Times New Roman" w:cs="Times New Roman"/>
-        </w:rPr>
-        <w:t xml:space="preserve">, representing </w:t>
+        <w:t xml:space="preserve">) has the potential to guide new cost-effective tools and data-driven automated techniques for early flood warnings. In addition, Sri Lanka has the highest literacy in the South Asian region, around 92%. The digital literacy of the country is also of considerably high value. Such knowledge enables people to understand the value of such data-driven early warning systems and respond to them accordingly. The media has a significant role to play in this regard in disseminating these warnings and raising public awareness. Beyond traditional media, social media platforms also have the capacity to disseminate timely warnings, particularly given the high level of social media use across the country, with roughly 9 million social media users as of October 2025, </w:t>
       </w:r>
       <w:r>
         <w:rPr>
           <w:rFonts w:ascii="Times New Roman" w:hAnsi="Times New Roman" w:cs="Times New Roman"/>
         </w:rPr>
         <w:lastRenderedPageBreak/>
-        <w:t>about 3</w:t>
-      </w:r>
-      <w:r>
-        <w:rPr>
-          <w:rFonts w:ascii="Times New Roman" w:hAnsi="Times New Roman" w:cs="Times New Roman"/>
-        </w:rPr>
-        <w:t>8</w:t>
-      </w:r>
-      <w:r>
-        <w:rPr>
-          <w:rFonts w:ascii="Times New Roman" w:hAnsi="Times New Roman" w:cs="Times New Roman"/>
-        </w:rPr>
-        <w:t>% of the population</w:t>
-      </w:r>
-      <w:r>
-        <w:rPr>
-          <w:rFonts w:ascii="Times New Roman" w:hAnsi="Times New Roman" w:cs="Times New Roman"/>
-        </w:rPr>
-        <w:t xml:space="preserve"> </w:t>
-      </w:r>
-      <w:r>
-        <w:rPr>
-          <w:rFonts w:ascii="Times New Roman" w:hAnsi="Times New Roman" w:cs="Times New Roman"/>
-        </w:rPr>
-        <w:t>(</w:t>
+        <w:t>representing about 38% of the population (</w:t>
       </w:r>
       <w:proofErr w:type="spellStart"/>
       <w:r>
@@ -2162,31 +1998,7 @@
         <w:rPr>
           <w:rFonts w:ascii="Times New Roman" w:hAnsi="Times New Roman" w:cs="Times New Roman"/>
         </w:rPr>
-        <w:t>. (202</w:t>
-      </w:r>
-      <w:r>
-        <w:rPr>
-          <w:rFonts w:ascii="Times New Roman" w:hAnsi="Times New Roman" w:cs="Times New Roman"/>
-        </w:rPr>
-        <w:t>6</w:t>
-      </w:r>
-      <w:r>
-        <w:rPr>
-          <w:rFonts w:ascii="Times New Roman" w:hAnsi="Times New Roman" w:cs="Times New Roman"/>
-        </w:rPr>
-        <w:t>). Digital 202</w:t>
-      </w:r>
-      <w:r>
-        <w:rPr>
-          <w:rFonts w:ascii="Times New Roman" w:hAnsi="Times New Roman" w:cs="Times New Roman"/>
-        </w:rPr>
-        <w:t>6</w:t>
-      </w:r>
-      <w:r>
-        <w:rPr>
-          <w:rFonts w:ascii="Times New Roman" w:hAnsi="Times New Roman" w:cs="Times New Roman"/>
-        </w:rPr>
-        <w:t xml:space="preserve">: Sri Lanka. </w:t>
+        <w:t xml:space="preserve">, 2026). Digital 2026: Sri Lanka. </w:t>
       </w:r>
       <w:proofErr w:type="spellStart"/>
       <w:r>
@@ -2200,40 +2012,23 @@
         <w:rPr>
           <w:rFonts w:ascii="Times New Roman" w:hAnsi="Times New Roman" w:cs="Times New Roman"/>
         </w:rPr>
-        <w:t>. https://datareportal.com/reports/digital-202</w:t>
-      </w:r>
-      <w:r>
-        <w:rPr>
-          <w:rFonts w:ascii="Times New Roman" w:hAnsi="Times New Roman" w:cs="Times New Roman"/>
-        </w:rPr>
-        <w:t>6</w:t>
-      </w:r>
-      <w:r>
-        <w:rPr>
-          <w:rFonts w:ascii="Times New Roman" w:hAnsi="Times New Roman" w:cs="Times New Roman"/>
-        </w:rPr>
-        <w:t>-sri-lanka</w:t>
-      </w:r>
-      <w:proofErr w:type="gramStart"/>
-      <w:r>
-        <w:rPr>
-          <w:rFonts w:ascii="Times New Roman" w:hAnsi="Times New Roman" w:cs="Times New Roman"/>
-        </w:rPr>
-        <w:t>)</w:t>
-      </w:r>
-      <w:r>
-        <w:rPr>
-          <w:rFonts w:ascii="Times New Roman" w:hAnsi="Times New Roman" w:cs="Times New Roman"/>
-        </w:rPr>
-        <w:t xml:space="preserve"> </w:t>
-      </w:r>
+        <w:t xml:space="preserve">. </w:t>
+      </w:r>
+      <w:hyperlink r:id="rId10" w:tgtFrame="_blank" w:history="1">
+        <w:r>
+          <w:rPr>
+            <w:rStyle w:val="Hyperlink"/>
+            <w:rFonts w:ascii="Times New Roman" w:hAnsi="Times New Roman" w:cs="Times New Roman"/>
+          </w:rPr>
+          <w:t>https://datareportal.com/reports/digital-2026-sri-lanka</w:t>
+        </w:r>
+      </w:hyperlink>
       <w:r>
         <w:rPr>
           <w:rFonts w:ascii="Times New Roman" w:hAnsi="Times New Roman" w:cs="Times New Roman"/>
         </w:rPr>
         <w:t>.</w:t>
       </w:r>
-      <w:proofErr w:type="gramEnd"/>
     </w:p>
     <w:p>
       <w:pPr>
@@ -2340,29 +2135,49 @@
       <w:r>
         <w:rPr>
           <w:rFonts w:ascii="Times New Roman" w:hAnsi="Times New Roman" w:cs="Times New Roman"/>
+        </w:rPr>
+        <w:t>Sri Lanka does not need to start from scratch. Instead, it can strengthen the existing early flood warning system. Several practical improvements can be made to the existing flood warning systems and practices. Even though river level data are frequently collected and maintained via the Disaster Management Center website, they are often available in unstructured formats that demand significant time and effort to convert into a form suitable for modeling. Data is the backbone of any data-driven decision-making process. There is a famous belief that 80% of a data scientist's time is spent on data cleaning. This challenge is evident in the existing databases, which require substantial effort to convert into structured datasets before they can be used for model development. Another key weakness of the current system is the reliance on outdated and fixed thresholds to detect flood conditions. As a result, Sri Lanka often experiences floods before the alerts arrive. Ideally, warnings should precede floods, not follow them. Findings from our previous case study, funded by OWSD-UNESCO, revealed that the data has significant potential to give early flood warnings ahead of actual flood incidents. But the problem is the fixed, outdated thresholds that are set too high, preventing the data from signaling risk until the disaster has already begun. For example, as shown in Figure 3, the observed water levels showed clear early warning signs through increasing trends when compared with historical patterns. However, the existing flood alert thresholds were set at a considerably higher value. As a result, timely warnings were not issued even though the rising water levels indicated an impending flood disaster.</w:t>
+      </w:r>
+    </w:p>
+    <w:p>
+      <w:pPr>
+        <w:spacing w:before="120" w:after="120"/>
+        <w:jc w:val="both"/>
+        <w:rPr>
+          <w:rFonts w:ascii="Times New Roman" w:hAnsi="Times New Roman" w:cs="Times New Roman"/>
+        </w:rPr>
+      </w:pPr>
+      <w:r>
+        <w:rPr>
           <w:noProof/>
         </w:rPr>
         <w:drawing>
-          <wp:anchor distT="0" distB="0" distL="114300" distR="114300" simplePos="0" relativeHeight="251664384" behindDoc="0" locked="0" layoutInCell="1" allowOverlap="1" wp14:anchorId="25EB6D74" wp14:editId="02F0DA1A">
+          <wp:anchor distT="0" distB="0" distL="114300" distR="114300" simplePos="0" relativeHeight="251668480" behindDoc="0" locked="0" layoutInCell="1" allowOverlap="1" wp14:anchorId="6C8EC256" wp14:editId="6BCEBAF5">
             <wp:simplePos x="0" y="0"/>
-            <wp:positionH relativeFrom="page">
-              <wp:posOffset>1441450</wp:posOffset>
+            <wp:positionH relativeFrom="margin">
+              <wp:posOffset>1188085</wp:posOffset>
             </wp:positionH>
             <wp:positionV relativeFrom="paragraph">
-              <wp:posOffset>3910330</wp:posOffset>
+              <wp:posOffset>90805</wp:posOffset>
             </wp:positionV>
-            <wp:extent cx="4648200" cy="2965450"/>
-            <wp:effectExtent l="0" t="0" r="0" b="6350"/>
-            <wp:wrapSquare wrapText="bothSides"/>
-            <wp:docPr id="1858105252" name="Picture 18"/>
-            <wp:cNvGraphicFramePr>
-              <a:graphicFrameLocks xmlns:a="http://schemas.openxmlformats.org/drawingml/2006/main" noChangeAspect="1"/>
-            </wp:cNvGraphicFramePr>
+            <wp:extent cx="3586480" cy="2612390"/>
+            <wp:effectExtent l="0" t="0" r="0" b="0"/>
+            <wp:wrapThrough wrapText="bothSides">
+              <wp:wrapPolygon edited="0">
+                <wp:start x="0" y="0"/>
+                <wp:lineTo x="0" y="21421"/>
+                <wp:lineTo x="21455" y="21421"/>
+                <wp:lineTo x="21455" y="0"/>
+                <wp:lineTo x="0" y="0"/>
+              </wp:wrapPolygon>
+            </wp:wrapThrough>
+            <wp:docPr id="16" name="Picture"/>
+            <wp:cNvGraphicFramePr/>
             <a:graphic xmlns:a="http://schemas.openxmlformats.org/drawingml/2006/main">
               <a:graphicData uri="http://schemas.openxmlformats.org/drawingml/2006/picture">
                 <pic:pic xmlns:pic="http://schemas.openxmlformats.org/drawingml/2006/picture">
                   <pic:nvPicPr>
-                    <pic:cNvPr id="0" name="Picture 3"/>
+                    <pic:cNvPr id="17" name="Picture" descr="Analysis_files/Analysis_files/figure-docx/unnamed-chunk-3-1.png"/>
                     <pic:cNvPicPr>
                       <a:picLocks noChangeAspect="1" noChangeArrowheads="1"/>
                     </pic:cNvPicPr>
@@ -2375,7 +2190,6 @@
                         </a:ext>
                       </a:extLst>
                     </a:blip>
-                    <a:srcRect/>
                     <a:stretch>
                       <a:fillRect/>
                     </a:stretch>
@@ -2383,12 +2197,17 @@
                   <pic:spPr bwMode="auto">
                     <a:xfrm>
                       <a:off x="0" y="0"/>
-                      <a:ext cx="4648200" cy="2965450"/>
+                      <a:ext cx="3586480" cy="2612390"/>
                     </a:xfrm>
                     <a:prstGeom prst="rect">
                       <a:avLst/>
                     </a:prstGeom>
                     <a:noFill/>
+                    <a:ln w="9525">
+                      <a:noFill/>
+                      <a:headEnd/>
+                      <a:tailEnd/>
+                    </a:ln>
                   </pic:spPr>
                 </pic:pic>
               </a:graphicData>
@@ -2402,168 +2221,6 @@
           </wp:anchor>
         </w:drawing>
       </w:r>
-      <w:r>
-        <w:rPr>
-          <w:rFonts w:ascii="Times New Roman" w:hAnsi="Times New Roman" w:cs="Times New Roman"/>
-        </w:rPr>
-        <w:t xml:space="preserve">Sri Lanka does not need to start from scratch. Instead, it can strengthen the existing early flood warning system. Several practical improvements can be made to the </w:t>
-      </w:r>
-      <w:r>
-        <w:rPr>
-          <w:rFonts w:ascii="Times New Roman" w:hAnsi="Times New Roman" w:cs="Times New Roman"/>
-        </w:rPr>
-        <w:t>existing</w:t>
-      </w:r>
-      <w:r>
-        <w:rPr>
-          <w:rFonts w:ascii="Times New Roman" w:hAnsi="Times New Roman" w:cs="Times New Roman"/>
-        </w:rPr>
-        <w:t xml:space="preserve"> flood warning systems and practices. Even though river level data are </w:t>
-      </w:r>
-      <w:r>
-        <w:rPr>
-          <w:rFonts w:ascii="Times New Roman" w:hAnsi="Times New Roman" w:cs="Times New Roman"/>
-        </w:rPr>
-        <w:t>frequently</w:t>
-      </w:r>
-      <w:r>
-        <w:rPr>
-          <w:rFonts w:ascii="Times New Roman" w:hAnsi="Times New Roman" w:cs="Times New Roman"/>
-        </w:rPr>
-        <w:t xml:space="preserve"> collected and maintained via the Disaster Management Centre website, they are often available in unstructured formats that demand significant time and effort to convert into a form suitable for modeling. Data is the backbone of any data-driven decision-making process. There is a famous belief that 80% of a data scientist's time is spent on data cleaning. This challenge is evident in the existing databases, which require substantial effort to convert into structured datasets before they can be used for model development. Another key weakness of the current system is the reliance on outdated and fixed thresholds to detect flood conditions. As a result, Sri Lanka often experiences floods before the alerts arrive. Ideally, warnings should precede floods, not follow them.  Findings from our previous case study, funded by OWSD-UNESCO, revealed that the data has significant potential to give early flood warnings ahead of actual flood incidents. But the problem is the fixed, outdated thresholds that are set too high, preventing the data from signaling risk until the disaster has already begun. </w:t>
-      </w:r>
-      <w:r>
-        <w:rPr>
-          <w:rFonts w:ascii="Times New Roman" w:hAnsi="Times New Roman" w:cs="Times New Roman"/>
-        </w:rPr>
-        <w:t xml:space="preserve"> For example, a</w:t>
-      </w:r>
-      <w:r>
-        <w:rPr>
-          <w:rFonts w:ascii="Times New Roman" w:hAnsi="Times New Roman" w:cs="Times New Roman"/>
-        </w:rPr>
-        <w:t xml:space="preserve">s shown in </w:t>
-      </w:r>
-      <w:r>
-        <w:rPr>
-          <w:rFonts w:ascii="Times New Roman" w:hAnsi="Times New Roman" w:cs="Times New Roman"/>
-        </w:rPr>
-        <w:t xml:space="preserve">Figure 3, </w:t>
-      </w:r>
-      <w:r>
-        <w:rPr>
-          <w:rFonts w:ascii="Times New Roman" w:hAnsi="Times New Roman" w:cs="Times New Roman"/>
-        </w:rPr>
-        <w:t xml:space="preserve">the observed water levels showed clear early warning signs </w:t>
-      </w:r>
-      <w:r>
-        <w:rPr>
-          <w:rFonts w:ascii="Times New Roman" w:hAnsi="Times New Roman" w:cs="Times New Roman"/>
-        </w:rPr>
-        <w:t xml:space="preserve">through increasing trends </w:t>
-      </w:r>
-      <w:r>
-        <w:rPr>
-          <w:rFonts w:ascii="Times New Roman" w:hAnsi="Times New Roman" w:cs="Times New Roman"/>
-        </w:rPr>
-        <w:t xml:space="preserve">when compared with historical patterns. However, the existing flood alert thresholds were </w:t>
-      </w:r>
-      <w:r>
-        <w:rPr>
-          <w:rFonts w:ascii="Times New Roman" w:hAnsi="Times New Roman" w:cs="Times New Roman"/>
-        </w:rPr>
-        <w:t xml:space="preserve">set at </w:t>
-      </w:r>
-      <w:r>
-        <w:rPr>
-          <w:rFonts w:ascii="Times New Roman" w:hAnsi="Times New Roman" w:cs="Times New Roman"/>
-        </w:rPr>
-        <w:t>considerably higher</w:t>
-      </w:r>
-      <w:r>
-        <w:rPr>
-          <w:rFonts w:ascii="Times New Roman" w:hAnsi="Times New Roman" w:cs="Times New Roman"/>
-        </w:rPr>
-        <w:t xml:space="preserve"> value</w:t>
-      </w:r>
-      <w:r>
-        <w:rPr>
-          <w:rFonts w:ascii="Times New Roman" w:hAnsi="Times New Roman" w:cs="Times New Roman"/>
-        </w:rPr>
-        <w:t>. As a result, timely warnings were not issued even though the rising water levels indicated an impending flood disaster.</w:t>
-      </w:r>
-    </w:p>
-    <w:p>
-      <w:pPr>
-        <w:spacing w:before="120" w:after="120"/>
-        <w:jc w:val="both"/>
-        <w:rPr>
-          <w:rFonts w:ascii="Times New Roman" w:hAnsi="Times New Roman" w:cs="Times New Roman"/>
-        </w:rPr>
-      </w:pPr>
-    </w:p>
-    <w:p>
-      <w:pPr>
-        <w:spacing w:before="120" w:after="120"/>
-        <w:jc w:val="both"/>
-        <w:rPr>
-          <w:rFonts w:ascii="Times New Roman" w:hAnsi="Times New Roman" w:cs="Times New Roman"/>
-        </w:rPr>
-      </w:pPr>
-    </w:p>
-    <w:p>
-      <w:pPr>
-        <w:spacing w:before="120" w:after="120"/>
-        <w:jc w:val="both"/>
-        <w:rPr>
-          <w:rFonts w:ascii="Times New Roman" w:hAnsi="Times New Roman" w:cs="Times New Roman"/>
-        </w:rPr>
-      </w:pPr>
-    </w:p>
-    <w:p>
-      <w:pPr>
-        <w:spacing w:before="120" w:after="120"/>
-        <w:jc w:val="both"/>
-        <w:rPr>
-          <w:rFonts w:ascii="Times New Roman" w:hAnsi="Times New Roman" w:cs="Times New Roman"/>
-        </w:rPr>
-      </w:pPr>
-    </w:p>
-    <w:p>
-      <w:pPr>
-        <w:spacing w:before="120" w:after="120"/>
-        <w:jc w:val="both"/>
-        <w:rPr>
-          <w:rFonts w:ascii="Times New Roman" w:hAnsi="Times New Roman" w:cs="Times New Roman"/>
-        </w:rPr>
-      </w:pPr>
-    </w:p>
-    <w:p>
-      <w:pPr>
-        <w:spacing w:before="120" w:after="120"/>
-        <w:jc w:val="both"/>
-        <w:rPr>
-          <w:rFonts w:ascii="Times New Roman" w:hAnsi="Times New Roman" w:cs="Times New Roman"/>
-        </w:rPr>
-      </w:pPr>
-    </w:p>
-    <w:p>
-      <w:pPr>
-        <w:spacing w:before="120" w:after="120"/>
-        <w:jc w:val="both"/>
-        <w:rPr>
-          <w:rFonts w:ascii="Times New Roman" w:hAnsi="Times New Roman" w:cs="Times New Roman"/>
-        </w:rPr>
-      </w:pPr>
-    </w:p>
-    <w:p>
-      <w:pPr>
-        <w:spacing w:before="120" w:after="120"/>
-        <w:jc w:val="both"/>
-        <w:rPr>
-          <w:rFonts w:ascii="Times New Roman" w:hAnsi="Times New Roman" w:cs="Times New Roman"/>
-        </w:rPr>
-      </w:pPr>
     </w:p>
     <w:p>
       <w:pPr>
@@ -2595,114 +2252,253 @@
     <w:p>
       <w:pPr>
         <w:spacing w:before="120" w:after="120"/>
+        <w:jc w:val="both"/>
+        <w:rPr>
+          <w:rFonts w:ascii="Times New Roman" w:hAnsi="Times New Roman" w:cs="Times New Roman"/>
+        </w:rPr>
+      </w:pPr>
+    </w:p>
+    <w:p>
+      <w:pPr>
+        <w:spacing w:before="120" w:after="120"/>
+        <w:jc w:val="both"/>
+        <w:rPr>
+          <w:rFonts w:ascii="Times New Roman" w:hAnsi="Times New Roman" w:cs="Times New Roman"/>
+        </w:rPr>
+      </w:pPr>
+    </w:p>
+    <w:p>
+      <w:pPr>
+        <w:spacing w:before="120" w:after="120"/>
+        <w:jc w:val="both"/>
+        <w:rPr>
+          <w:rFonts w:ascii="Times New Roman" w:hAnsi="Times New Roman" w:cs="Times New Roman"/>
+        </w:rPr>
+      </w:pPr>
+    </w:p>
+    <w:p>
+      <w:pPr>
+        <w:spacing w:before="120" w:after="120"/>
+        <w:jc w:val="both"/>
+        <w:rPr>
+          <w:rFonts w:ascii="Times New Roman" w:hAnsi="Times New Roman" w:cs="Times New Roman"/>
+        </w:rPr>
+      </w:pPr>
+    </w:p>
+    <w:p>
+      <w:pPr>
+        <w:spacing w:before="120" w:after="120"/>
+        <w:jc w:val="both"/>
+        <w:rPr>
+          <w:rFonts w:ascii="Times New Roman" w:hAnsi="Times New Roman" w:cs="Times New Roman"/>
+        </w:rPr>
+      </w:pPr>
+    </w:p>
+    <w:p>
+      <w:pPr>
+        <w:spacing w:before="120" w:after="120"/>
+        <w:jc w:val="both"/>
+        <w:rPr>
+          <w:rFonts w:ascii="Times New Roman" w:hAnsi="Times New Roman" w:cs="Times New Roman"/>
+        </w:rPr>
+      </w:pPr>
+    </w:p>
+    <w:p>
+      <w:pPr>
+        <w:spacing w:before="120" w:after="120"/>
         <w:jc w:val="center"/>
         <w:rPr>
           <w:rFonts w:ascii="Times New Roman" w:hAnsi="Times New Roman" w:cs="Times New Roman"/>
-          <w:sz w:val="20"/>
-          <w:szCs w:val="20"/>
-        </w:rPr>
-      </w:pPr>
-      <w:r>
-        <w:rPr>
-          <w:rFonts w:ascii="Times New Roman" w:hAnsi="Times New Roman" w:cs="Times New Roman"/>
-          <w:sz w:val="20"/>
-          <w:szCs w:val="20"/>
-        </w:rPr>
-        <w:t xml:space="preserve">Figure </w:t>
-      </w:r>
-      <w:r>
-        <w:rPr>
-          <w:rFonts w:ascii="Times New Roman" w:hAnsi="Times New Roman" w:cs="Times New Roman"/>
-          <w:sz w:val="20"/>
-          <w:szCs w:val="20"/>
-        </w:rPr>
-        <w:t>3</w:t>
-      </w:r>
-      <w:r>
-        <w:rPr>
-          <w:rFonts w:ascii="Times New Roman" w:hAnsi="Times New Roman" w:cs="Times New Roman"/>
-          <w:sz w:val="20"/>
-          <w:szCs w:val="20"/>
-        </w:rPr>
-        <w:t xml:space="preserve">: Water levels at two gauging stations in the Kelani River basin. Horizontal dashed lines indicate the </w:t>
+          <w:sz w:val="22"/>
+          <w:szCs w:val="22"/>
+        </w:rPr>
+      </w:pPr>
+      <w:r>
+        <w:rPr>
+          <w:rFonts w:ascii="Times New Roman" w:hAnsi="Times New Roman" w:cs="Times New Roman"/>
+          <w:sz w:val="22"/>
+          <w:szCs w:val="22"/>
+        </w:rPr>
+        <w:t>Figure 3</w:t>
+      </w:r>
+      <w:r>
+        <w:rPr>
+          <w:rFonts w:ascii="Times New Roman" w:hAnsi="Times New Roman" w:cs="Times New Roman"/>
+          <w:sz w:val="22"/>
+          <w:szCs w:val="22"/>
+        </w:rPr>
+        <w:t xml:space="preserve">: Water levels at two gauging stations in the Kelani River basin. Horizontal dashed lines indicate the existing flood alert, minor flood, and major flood thresholds (from bottom to top in each plot). The actual flood warning issuance time is marked by a vertical red dashed line. Data source: Disaster Management Centre (DMC), Sri Lanka, </w:t>
+      </w:r>
+      <w:r>
+        <w:rPr>
+          <w:rFonts w:ascii="Times New Roman" w:hAnsi="Times New Roman" w:cs="Times New Roman"/>
+          <w:i/>
+          <w:iCs/>
+          <w:sz w:val="22"/>
+          <w:szCs w:val="22"/>
+        </w:rPr>
+        <w:t>Islandwide Water Level &amp; Rainfall Situation in Major Rivers</w:t>
+      </w:r>
+    </w:p>
+    <w:p>
+      <w:pPr>
+        <w:spacing w:before="120" w:after="120"/>
+        <w:jc w:val="both"/>
+        <w:rPr>
+          <w:rFonts w:ascii="Times New Roman" w:hAnsi="Times New Roman" w:cs="Times New Roman"/>
+        </w:rPr>
+      </w:pPr>
+      <w:r>
+        <w:rPr>
+          <w:rFonts w:ascii="Times New Roman" w:hAnsi="Times New Roman" w:cs="Times New Roman"/>
+        </w:rPr>
+        <w:lastRenderedPageBreak/>
+        <w:t>In addition to that, these thresholds should be updated to reflect the changes in the typical behavior of the environment. In a statistical context, this is known as "</w:t>
       </w:r>
       <w:proofErr w:type="spellStart"/>
       <w:r>
         <w:rPr>
           <w:rFonts w:ascii="Times New Roman" w:hAnsi="Times New Roman" w:cs="Times New Roman"/>
-          <w:sz w:val="20"/>
-          <w:szCs w:val="20"/>
-        </w:rPr>
-        <w:t>exisiting</w:t>
+        </w:rPr>
+        <w:t>nonstationarity</w:t>
       </w:r>
       <w:proofErr w:type="spellEnd"/>
       <w:r>
         <w:rPr>
           <w:rFonts w:ascii="Times New Roman" w:hAnsi="Times New Roman" w:cs="Times New Roman"/>
-          <w:sz w:val="20"/>
-          <w:szCs w:val="20"/>
-        </w:rPr>
-        <w:t xml:space="preserve"> flood alert, minor flood, and major flood thresholds, arranged from bottom to top in each plot. The actual flood warning issued time is marked by a vertical red dashed line.</w:t>
-      </w:r>
-    </w:p>
-    <w:p>
-      <w:pPr>
-        <w:spacing w:before="120" w:after="120"/>
-        <w:jc w:val="both"/>
-        <w:rPr>
-          <w:rFonts w:ascii="Times New Roman" w:hAnsi="Times New Roman" w:cs="Times New Roman"/>
-        </w:rPr>
-      </w:pPr>
-      <w:r>
-        <w:rPr>
-          <w:rFonts w:ascii="Times New Roman" w:hAnsi="Times New Roman" w:cs="Times New Roman"/>
+        </w:rPr>
+        <w:t>" in the data, and in a machine learning context, this concept is known as "concept drift." The typical behavior of a given system changes over time. Then our models should be updated according to the changing environment. After the economic crisis, the country experienced a significant boom in infrastructure development and construction. Climate change is another major concern that must be considered when designing an effective early flood warning system. The flood warning thresholds should be updated according to the changing environment using advanced data-driven analytical techniques. Only then can we come up with a more realistic and adaptive threshold to issue timely and effective warnings. Further, the lethargic attitude of practitioners and government agencies towards advanced statistical and AI modeling practices further limits the effectiveness of the current flood warning system.</w:t>
+      </w:r>
+    </w:p>
+    <w:p>
+      <w:pPr>
+        <w:spacing w:before="120" w:after="120"/>
+        <w:jc w:val="both"/>
+        <w:rPr>
+          <w:rFonts w:ascii="Times New Roman" w:hAnsi="Times New Roman" w:cs="Times New Roman"/>
+          <w:b/>
+          <w:bCs/>
+          <w:sz w:val="32"/>
+          <w:szCs w:val="32"/>
+        </w:rPr>
+      </w:pPr>
+      <w:r>
+        <w:rPr>
+          <w:rFonts w:ascii="Times New Roman" w:hAnsi="Times New Roman" w:cs="Times New Roman"/>
+          <w:b/>
+          <w:bCs/>
+          <w:sz w:val="32"/>
+          <w:szCs w:val="32"/>
+        </w:rPr>
+        <w:t xml:space="preserve">Channeling the current </w:t>
+      </w:r>
+      <w:r>
+        <w:rPr>
+          <w:rFonts w:ascii="Times New Roman" w:hAnsi="Times New Roman" w:cs="Times New Roman"/>
+          <w:b/>
+          <w:bCs/>
+          <w:sz w:val="32"/>
+          <w:szCs w:val="32"/>
+        </w:rPr>
+        <w:t xml:space="preserve">system </w:t>
+      </w:r>
+      <w:r>
+        <w:rPr>
+          <w:rFonts w:ascii="Times New Roman" w:hAnsi="Times New Roman" w:cs="Times New Roman"/>
+          <w:b/>
+          <w:bCs/>
+          <w:sz w:val="32"/>
+          <w:szCs w:val="32"/>
+        </w:rPr>
+        <w:t>better</w:t>
+      </w:r>
+    </w:p>
+    <w:p>
+      <w:pPr>
+        <w:spacing w:before="120" w:after="120"/>
+        <w:jc w:val="both"/>
+        <w:rPr>
+          <w:rFonts w:ascii="Times New Roman" w:hAnsi="Times New Roman" w:cs="Times New Roman"/>
+        </w:rPr>
+      </w:pPr>
+      <w:r>
+        <w:rPr>
+          <w:rFonts w:ascii="Times New Roman" w:hAnsi="Times New Roman" w:cs="Times New Roman"/>
+        </w:rPr>
+        <w:t>Detecting unusual observations in data is an emerging field with many different applications, including detecting events such as bushfires, earthquakes, tsunamis, air pollution, and floods, which often occur as significant deviations from typical environmental conditions. However, the unusual observation in data, commonly known as an anomaly in statistical literature, doesn’t have a unified definition, and the definition depends on the context and behavior of the data. On the other hand, anomaly detection methods are heavily influenced by the way we define an anomaly. This is where the real challenge comes, as identifying the most suitable approach from a large pool of candidate models for detecting anomalies requires proper investigation of data. Data visualization plays a critical role in this regard. Another important aspect we can consider in a river network is the relationship between upstream and downstream stations. This relationship can be used to predict downstream behavior using upstream data. If the lead-lag relationship between gauging stations is properly identified, we can better predict unusual changes, such as sudden increases in river water levels downstream, using upstream data. This can help in forecasting potential flood conditions in certain parts of the country and support early warning systems to reduce future disaster impacts.</w:t>
+      </w:r>
+    </w:p>
+    <w:p>
+      <w:pPr>
+        <w:spacing w:before="120" w:after="120"/>
+        <w:jc w:val="both"/>
+        <w:rPr>
+          <w:rFonts w:ascii="Times New Roman" w:hAnsi="Times New Roman" w:cs="Times New Roman"/>
+          <w:b/>
+          <w:bCs/>
+          <w:sz w:val="32"/>
+          <w:szCs w:val="32"/>
+        </w:rPr>
+      </w:pPr>
+      <w:r>
+        <w:rPr>
+          <w:rFonts w:ascii="Times New Roman" w:hAnsi="Times New Roman" w:cs="Times New Roman"/>
+          <w:b/>
+          <w:bCs/>
+          <w:sz w:val="32"/>
+          <w:szCs w:val="32"/>
+        </w:rPr>
+        <w:t>Points of Caution</w:t>
+      </w:r>
+    </w:p>
+    <w:p>
+      <w:pPr>
+        <w:spacing w:before="120" w:after="120"/>
+        <w:jc w:val="both"/>
+        <w:rPr>
+          <w:rFonts w:ascii="Times New Roman" w:hAnsi="Times New Roman" w:cs="Times New Roman"/>
+        </w:rPr>
+      </w:pPr>
+      <w:r>
+        <w:rPr>
+          <w:rFonts w:ascii="Times New Roman" w:hAnsi="Times New Roman" w:cs="Times New Roman"/>
+        </w:rPr>
+        <w:t>Even though advanced analytical techniques for detecting unusual observations in data have the potential to give early flood warnings, they still have some threats that can hinder their success. Lack of interpretability of advanced models along with technical language can reduce public interest in and trust of early warning systems. Further, due to rapid changes in environmental conditions, the existing models can easily become outdated if they are not regularly updated with the changing environmental conditions. Repeated flood warning alerts that do not result in visible flooding can cause the public to ignore future warnings, while missed or late warnings during extreme weather conditions can lead the public to undermine confidence in further flood warning alerts. Moreover, cyberattacks targeting national flood warning systems could cause severe threats to national security and public safety. Public awareness and effective data communication are vital to overcoming these challenges.</w:t>
+      </w:r>
+    </w:p>
+    <w:p>
+      <w:pPr>
+        <w:spacing w:before="120" w:after="120"/>
+        <w:jc w:val="both"/>
+        <w:rPr>
+          <w:rFonts w:ascii="Times New Roman" w:hAnsi="Times New Roman" w:cs="Times New Roman"/>
+        </w:rPr>
+      </w:pPr>
+      <w:r>
+        <w:rPr>
+          <w:rFonts w:ascii="Times New Roman" w:hAnsi="Times New Roman" w:cs="Times New Roman"/>
+          <w:b/>
+          <w:bCs/>
+          <w:sz w:val="32"/>
+          <w:szCs w:val="32"/>
         </w:rPr>
         <w:lastRenderedPageBreak/>
-        <w:t xml:space="preserve">In addition to that, these thresholds should be updated to reflect the changes in the typical behavior of the environment.  In a statistical context this is known as </w:t>
-      </w:r>
-      <w:proofErr w:type="spellStart"/>
-      <w:r>
-        <w:rPr>
-          <w:rFonts w:ascii="Times New Roman" w:hAnsi="Times New Roman" w:cs="Times New Roman"/>
-        </w:rPr>
-        <w:t>nonstationarity</w:t>
-      </w:r>
-      <w:proofErr w:type="spellEnd"/>
-      <w:r>
-        <w:rPr>
-          <w:rFonts w:ascii="Times New Roman" w:hAnsi="Times New Roman" w:cs="Times New Roman"/>
-        </w:rPr>
-        <w:t xml:space="preserve"> in the data, and in a machine learning context this concept is known as concept drift. The typical behavior of a given system changes over time. Then our models should be updated according to the changing environment. After the economic crisis, the country experienced a significant boom in infrastructure development and construction. Climate change is another major concern that must be considered when designing an effective early flood warning system. </w:t>
-      </w:r>
-      <w:r>
-        <w:rPr>
-          <w:rFonts w:ascii="Times New Roman" w:hAnsi="Times New Roman" w:cs="Times New Roman"/>
-        </w:rPr>
-        <w:t xml:space="preserve">The flood </w:t>
-      </w:r>
-      <w:r>
-        <w:rPr>
-          <w:rFonts w:ascii="Times New Roman" w:hAnsi="Times New Roman" w:cs="Times New Roman"/>
-        </w:rPr>
-        <w:t>warning</w:t>
-      </w:r>
-      <w:r>
-        <w:rPr>
-          <w:rFonts w:ascii="Times New Roman" w:hAnsi="Times New Roman" w:cs="Times New Roman"/>
-        </w:rPr>
-        <w:t xml:space="preserve"> thresholds should be updated according to the </w:t>
-      </w:r>
-      <w:r>
-        <w:rPr>
-          <w:rFonts w:ascii="Times New Roman" w:hAnsi="Times New Roman" w:cs="Times New Roman"/>
-        </w:rPr>
-        <w:t>changing</w:t>
-      </w:r>
-      <w:r>
-        <w:rPr>
-          <w:rFonts w:ascii="Times New Roman" w:hAnsi="Times New Roman" w:cs="Times New Roman"/>
-        </w:rPr>
-        <w:t xml:space="preserve"> environment using advantaged </w:t>
+        <w:t>Key takeaway</w:t>
+      </w:r>
+    </w:p>
+    <w:p>
+      <w:pPr>
+        <w:spacing w:before="120" w:after="120"/>
+        <w:jc w:val="both"/>
+        <w:rPr>
+          <w:rFonts w:ascii="Times New Roman" w:hAnsi="Times New Roman" w:cs="Times New Roman"/>
+        </w:rPr>
+      </w:pPr>
+      <w:r>
+        <w:rPr>
+          <w:rFonts w:ascii="Times New Roman" w:hAnsi="Times New Roman" w:cs="Times New Roman"/>
+        </w:rPr>
+        <w:t xml:space="preserve">The key takeaway from this article is that the anomalies, or unusual observations, in data should not be blindly deleted or ignored, as they often carry vital information, and proper identification of these anomalies using </w:t>
       </w:r>
       <w:r>
         <w:rPr>
@@ -2714,43 +2510,37 @@
         <w:rPr>
           <w:rFonts w:ascii="Times New Roman" w:hAnsi="Times New Roman" w:cs="Times New Roman"/>
         </w:rPr>
-        <w:t xml:space="preserve"> </w:t>
-      </w:r>
-      <w:r>
-        <w:rPr>
-          <w:rFonts w:ascii="Times New Roman" w:hAnsi="Times New Roman" w:cs="Times New Roman"/>
-        </w:rPr>
-        <w:t>driven analytical</w:t>
-      </w:r>
-      <w:r>
-        <w:rPr>
-          <w:rFonts w:ascii="Times New Roman" w:hAnsi="Times New Roman" w:cs="Times New Roman"/>
-        </w:rPr>
-        <w:t xml:space="preserve"> techniques. </w:t>
-      </w:r>
-      <w:r>
-        <w:rPr>
-          <w:rFonts w:ascii="Times New Roman" w:hAnsi="Times New Roman" w:cs="Times New Roman"/>
-        </w:rPr>
-        <w:t xml:space="preserve">Only then </w:t>
-      </w:r>
-      <w:r>
-        <w:rPr>
-          <w:rFonts w:ascii="Times New Roman" w:hAnsi="Times New Roman" w:cs="Times New Roman"/>
-        </w:rPr>
-        <w:t>can we</w:t>
-      </w:r>
-      <w:r>
-        <w:rPr>
-          <w:rFonts w:ascii="Times New Roman" w:hAnsi="Times New Roman" w:cs="Times New Roman"/>
-        </w:rPr>
-        <w:t xml:space="preserve"> </w:t>
-      </w:r>
-      <w:r>
-        <w:rPr>
-          <w:rFonts w:ascii="Times New Roman" w:hAnsi="Times New Roman" w:cs="Times New Roman"/>
-        </w:rPr>
-        <w:t xml:space="preserve">come up with a more realistic and adaptive threshold to issue timely and effective warnings. Further, the lethargic attitude of practitioners and government agencies towards advanced statistical and AI modelling practices further limits the effectiveness of the current flood warning system. </w:t>
+        <w:t>-</w:t>
+      </w:r>
+      <w:r>
+        <w:rPr>
+          <w:rFonts w:ascii="Times New Roman" w:hAnsi="Times New Roman" w:cs="Times New Roman"/>
+        </w:rPr>
+        <w:t xml:space="preserve">driven anomalous thresholds </w:t>
+      </w:r>
+      <w:r>
+        <w:rPr>
+          <w:rFonts w:ascii="Times New Roman" w:hAnsi="Times New Roman" w:cs="Times New Roman"/>
+        </w:rPr>
+        <w:t>is essential for</w:t>
+      </w:r>
+      <w:r>
+        <w:rPr>
+          <w:rFonts w:ascii="Times New Roman" w:hAnsi="Times New Roman" w:cs="Times New Roman"/>
+        </w:rPr>
+        <w:t xml:space="preserve"> timely warning and thereby </w:t>
+      </w:r>
+      <w:r>
+        <w:rPr>
+          <w:rFonts w:ascii="Times New Roman" w:hAnsi="Times New Roman" w:cs="Times New Roman"/>
+        </w:rPr>
+        <w:t>minimizing future losses</w:t>
+      </w:r>
+      <w:r>
+        <w:rPr>
+          <w:rFonts w:ascii="Times New Roman" w:hAnsi="Times New Roman" w:cs="Times New Roman"/>
+        </w:rPr>
+        <w:t>.</w:t>
       </w:r>
     </w:p>
     <w:p>
@@ -2774,246 +2564,6 @@
           <w:szCs w:val="44"/>
         </w:rPr>
         <w:t>“Warnings should precede floods, not follow them.”</w:t>
-      </w:r>
-    </w:p>
-    <w:p>
-      <w:pPr>
-        <w:spacing w:before="120" w:after="120"/>
-        <w:jc w:val="both"/>
-        <w:rPr>
-          <w:rFonts w:ascii="Times New Roman" w:hAnsi="Times New Roman" w:cs="Times New Roman"/>
-        </w:rPr>
-      </w:pPr>
-    </w:p>
-    <w:p>
-      <w:pPr>
-        <w:spacing w:before="120" w:after="120"/>
-        <w:jc w:val="both"/>
-        <w:rPr>
-          <w:rFonts w:ascii="Times New Roman" w:hAnsi="Times New Roman" w:cs="Times New Roman"/>
-          <w:b/>
-          <w:bCs/>
-          <w:sz w:val="32"/>
-          <w:szCs w:val="32"/>
-        </w:rPr>
-      </w:pPr>
-      <w:r>
-        <w:rPr>
-          <w:rFonts w:ascii="Times New Roman" w:hAnsi="Times New Roman" w:cs="Times New Roman"/>
-          <w:b/>
-          <w:bCs/>
-          <w:sz w:val="32"/>
-          <w:szCs w:val="32"/>
-        </w:rPr>
-        <w:t xml:space="preserve">Channeling the current </w:t>
-      </w:r>
-      <w:r>
-        <w:rPr>
-          <w:rFonts w:ascii="Times New Roman" w:hAnsi="Times New Roman" w:cs="Times New Roman"/>
-          <w:b/>
-          <w:bCs/>
-          <w:sz w:val="32"/>
-          <w:szCs w:val="32"/>
-        </w:rPr>
-        <w:t xml:space="preserve">system </w:t>
-      </w:r>
-      <w:r>
-        <w:rPr>
-          <w:rFonts w:ascii="Times New Roman" w:hAnsi="Times New Roman" w:cs="Times New Roman"/>
-          <w:b/>
-          <w:bCs/>
-          <w:sz w:val="32"/>
-          <w:szCs w:val="32"/>
-        </w:rPr>
-        <w:t>better</w:t>
-      </w:r>
-    </w:p>
-    <w:p>
-      <w:pPr>
-        <w:spacing w:before="120" w:after="120"/>
-        <w:jc w:val="both"/>
-        <w:rPr>
-          <w:rFonts w:ascii="Times New Roman" w:hAnsi="Times New Roman" w:cs="Times New Roman"/>
-        </w:rPr>
-      </w:pPr>
-      <w:r>
-        <w:rPr>
-          <w:rFonts w:ascii="Times New Roman" w:hAnsi="Times New Roman" w:cs="Times New Roman"/>
-        </w:rPr>
-        <w:t>Detecting unusual observations in data is an emerging field with many different applications, including detecting</w:t>
-      </w:r>
-      <w:r>
-        <w:rPr>
-          <w:rFonts w:ascii="Times New Roman" w:hAnsi="Times New Roman" w:cs="Times New Roman"/>
-        </w:rPr>
-        <w:t xml:space="preserve"> </w:t>
-      </w:r>
-      <w:r>
-        <w:rPr>
-          <w:rFonts w:ascii="Times New Roman" w:hAnsi="Times New Roman" w:cs="Times New Roman"/>
-        </w:rPr>
-        <w:t>events such as bushfires, earthquakes, tsunamis, air pollution, and floods, which often occur as significant deviations from typical environmental conditions. However, the unusual observation in data, commonly known as an anomaly in statistical literature, doesn’t have a unified definition, and the definition depends on the context and behavior of the data. On the other hand, anomaly detection methods are heavily influenced by the way we define an anomaly. This is where the real challenge comes, as identifying the most suitable approach from a large pool of candidate models for detecting anomalies requires proper investigation of data. Data visualization plays a critical role in this regard.</w:t>
-      </w:r>
-      <w:r>
-        <w:rPr>
-          <w:rFonts w:ascii="Times New Roman" w:hAnsi="Times New Roman" w:cs="Times New Roman"/>
-        </w:rPr>
-        <w:t xml:space="preserve"> </w:t>
-      </w:r>
-      <w:r>
-        <w:rPr>
-          <w:rFonts w:ascii="Times New Roman" w:hAnsi="Times New Roman" w:cs="Times New Roman"/>
-        </w:rPr>
-        <w:t>Another important aspect we can consider in a river network is the relationship between upstream and downstream stations. This relationship can be used to predict downstream behavior using upstream data.</w:t>
-      </w:r>
-      <w:r>
-        <w:rPr>
-          <w:rFonts w:ascii="Times New Roman" w:hAnsi="Times New Roman" w:cs="Times New Roman"/>
-        </w:rPr>
-        <w:t xml:space="preserve"> </w:t>
-      </w:r>
-      <w:r>
-        <w:rPr>
-          <w:rFonts w:ascii="Times New Roman" w:hAnsi="Times New Roman" w:cs="Times New Roman"/>
-        </w:rPr>
-        <w:t>If the lead</w:t>
-      </w:r>
-      <w:r>
-        <w:rPr>
-          <w:rFonts w:ascii="Times New Roman" w:hAnsi="Times New Roman" w:cs="Times New Roman"/>
-        </w:rPr>
-        <w:t>-</w:t>
-      </w:r>
-      <w:r>
-        <w:rPr>
-          <w:rFonts w:ascii="Times New Roman" w:hAnsi="Times New Roman" w:cs="Times New Roman"/>
-        </w:rPr>
-        <w:t>lag relationship between gauging stations is properly identified, we can better predict unusual changes such as sudden increases in river water levels</w:t>
-      </w:r>
-      <w:r>
-        <w:rPr>
-          <w:rFonts w:ascii="Times New Roman" w:hAnsi="Times New Roman" w:cs="Times New Roman"/>
-        </w:rPr>
-        <w:t xml:space="preserve"> of downstream using upstream data</w:t>
-      </w:r>
-      <w:r>
-        <w:rPr>
-          <w:rFonts w:ascii="Times New Roman" w:hAnsi="Times New Roman" w:cs="Times New Roman"/>
-        </w:rPr>
-        <w:t>. This can help in forecasting potential flood conditions in certain parts of the country and support early warning systems to reduce future disaster impacts.</w:t>
-      </w:r>
-    </w:p>
-    <w:p>
-      <w:pPr>
-        <w:spacing w:before="120" w:after="120"/>
-        <w:jc w:val="both"/>
-        <w:rPr>
-          <w:rFonts w:ascii="Times New Roman" w:hAnsi="Times New Roman" w:cs="Times New Roman"/>
-          <w:b/>
-          <w:bCs/>
-          <w:sz w:val="32"/>
-          <w:szCs w:val="32"/>
-        </w:rPr>
-      </w:pPr>
-      <w:r>
-        <w:rPr>
-          <w:rFonts w:ascii="Times New Roman" w:hAnsi="Times New Roman" w:cs="Times New Roman"/>
-          <w:b/>
-          <w:bCs/>
-          <w:sz w:val="32"/>
-          <w:szCs w:val="32"/>
-        </w:rPr>
-        <w:t>Points of Caution</w:t>
-      </w:r>
-    </w:p>
-    <w:p>
-      <w:pPr>
-        <w:spacing w:before="120" w:after="120"/>
-        <w:jc w:val="both"/>
-        <w:rPr>
-          <w:rFonts w:ascii="Times New Roman" w:hAnsi="Times New Roman" w:cs="Times New Roman"/>
-        </w:rPr>
-      </w:pPr>
-      <w:r>
-        <w:rPr>
-          <w:rFonts w:ascii="Times New Roman" w:hAnsi="Times New Roman" w:cs="Times New Roman"/>
-        </w:rPr>
-        <w:t xml:space="preserve">Even though advanced analytical techniques for detecting unusual observations in data have the potential to give early flood warnings, they still have some threats that can hinder their success. Lack of interpretability of advanced models along with technical language can reduce public interest and trust of early warning systems. Further, due to rapid changes in environmental conditions, the existing models can easily become outdated if they are not regularly updated with the changing environmental conditions. Repeated flood warning alerts that do not result in visible flooding can cause the </w:t>
-      </w:r>
-      <w:r>
-        <w:rPr>
-          <w:rFonts w:ascii="Times New Roman" w:hAnsi="Times New Roman" w:cs="Times New Roman"/>
-        </w:rPr>
-        <w:t>public</w:t>
-      </w:r>
-      <w:r>
-        <w:rPr>
-          <w:rFonts w:ascii="Times New Roman" w:hAnsi="Times New Roman" w:cs="Times New Roman"/>
-        </w:rPr>
-        <w:t xml:space="preserve"> to ignore future warnings, while </w:t>
-      </w:r>
-      <w:r>
-        <w:rPr>
-          <w:rFonts w:ascii="Times New Roman" w:hAnsi="Times New Roman" w:cs="Times New Roman"/>
-        </w:rPr>
-        <w:lastRenderedPageBreak/>
-        <w:t>missed or late warnings during extreme weather conditions can lead the public to undermine confidence in further flood warning alerts. Moreover, cyberattacks targeting national flood warning systems could cause severe threats to national security and public safety. Public awareness and effective data communication are vital to overcoming these challenges</w:t>
-      </w:r>
-    </w:p>
-    <w:p>
-      <w:pPr>
-        <w:spacing w:before="120" w:after="120"/>
-        <w:jc w:val="both"/>
-        <w:rPr>
-          <w:rFonts w:ascii="Times New Roman" w:hAnsi="Times New Roman" w:cs="Times New Roman"/>
-          <w:b/>
-          <w:bCs/>
-          <w:sz w:val="32"/>
-          <w:szCs w:val="32"/>
-        </w:rPr>
-      </w:pPr>
-      <w:r>
-        <w:rPr>
-          <w:rFonts w:ascii="Times New Roman" w:hAnsi="Times New Roman" w:cs="Times New Roman"/>
-          <w:b/>
-          <w:bCs/>
-          <w:sz w:val="32"/>
-          <w:szCs w:val="32"/>
-        </w:rPr>
-        <w:t>Key takeaway</w:t>
-      </w:r>
-    </w:p>
-    <w:p>
-      <w:pPr>
-        <w:spacing w:before="120" w:after="120"/>
-        <w:jc w:val="both"/>
-        <w:rPr>
-          <w:rFonts w:ascii="Times New Roman" w:hAnsi="Times New Roman" w:cs="Times New Roman"/>
-        </w:rPr>
-      </w:pPr>
-      <w:r>
-        <w:rPr>
-          <w:rFonts w:ascii="Times New Roman" w:hAnsi="Times New Roman" w:cs="Times New Roman"/>
-        </w:rPr>
-        <w:t xml:space="preserve">The key takeaway from this article is that the anomalies, or unusual observations, in data should not be blindly deleted or ignored, as they often carry vital information, and proper identification of these anomalies using </w:t>
-      </w:r>
-      <w:r>
-        <w:rPr>
-          <w:rFonts w:ascii="Times New Roman" w:hAnsi="Times New Roman" w:cs="Times New Roman"/>
-        </w:rPr>
-        <w:t xml:space="preserve">data driven anomalous thresholds </w:t>
-      </w:r>
-      <w:r>
-        <w:rPr>
-          <w:rFonts w:ascii="Times New Roman" w:hAnsi="Times New Roman" w:cs="Times New Roman"/>
-        </w:rPr>
-        <w:t>is essential for minimizing future losses</w:t>
-      </w:r>
-      <w:r>
-        <w:rPr>
-          <w:rFonts w:ascii="Times New Roman" w:hAnsi="Times New Roman" w:cs="Times New Roman"/>
-        </w:rPr>
-        <w:t>.</w:t>
       </w:r>
     </w:p>
     <w:p>
@@ -4588,6 +4138,18 @@
       <w:shd w:val="clear" w:color="auto" w:fill="E1DFDD"/>
     </w:rPr>
   </w:style>
+  <w:style w:type="character" w:styleId="FollowedHyperlink">
+    <w:name w:val="FollowedHyperlink"/>
+    <w:basedOn w:val="DefaultParagraphFont"/>
+    <w:uiPriority w:val="99"/>
+    <w:semiHidden/>
+    <w:unhideWhenUsed/>
+    <w:rsid w:val="00225B86"/>
+    <w:rPr>
+      <w:color w:val="96607D" w:themeColor="followedHyperlink"/>
+      <w:u w:val="single"/>
+    </w:rPr>
+  </w:style>
 </w:styles>
 </file>
 

--- a/2_S&SE Asia special issue- The danger we delete.docx
+++ b/2_S&SE Asia special issue- The danger we delete.docx
@@ -138,29 +138,7 @@
           <w:sz w:val="32"/>
           <w:szCs w:val="32"/>
         </w:rPr>
-        <w:t xml:space="preserve">Rethinking flood warnings after the </w:t>
-      </w:r>
-      <w:proofErr w:type="spellStart"/>
-      <w:r>
-        <w:rPr>
-          <w:rFonts w:ascii="Times New Roman" w:hAnsi="Times New Roman" w:cs="Times New Roman"/>
-          <w:b/>
-          <w:bCs/>
-          <w:sz w:val="32"/>
-          <w:szCs w:val="32"/>
-        </w:rPr>
-        <w:t>Ditwah</w:t>
-      </w:r>
-      <w:proofErr w:type="spellEnd"/>
-      <w:r>
-        <w:rPr>
-          <w:rFonts w:ascii="Times New Roman" w:hAnsi="Times New Roman" w:cs="Times New Roman"/>
-          <w:b/>
-          <w:bCs/>
-          <w:sz w:val="32"/>
-          <w:szCs w:val="32"/>
-        </w:rPr>
-        <w:t xml:space="preserve"> Cyclone and devastating floods in Sri Lanka</w:t>
+        <w:t>Rethinking flood warnings after the Ditwah Cyclone and devastating floods in Sri Lanka</w:t>
       </w:r>
     </w:p>
     <w:p>
@@ -504,25 +482,7 @@
           <w:i/>
           <w:iCs/>
         </w:rPr>
-        <w:t xml:space="preserve">Satellite image showing Cyclone </w:t>
-      </w:r>
-      <w:proofErr w:type="spellStart"/>
-      <w:r>
-        <w:rPr>
-          <w:rFonts w:ascii="Times New Roman" w:hAnsi="Times New Roman" w:cs="Times New Roman"/>
-          <w:i/>
-          <w:iCs/>
-        </w:rPr>
-        <w:t>Ditwah</w:t>
-      </w:r>
-      <w:proofErr w:type="spellEnd"/>
-      <w:r>
-        <w:rPr>
-          <w:rFonts w:ascii="Times New Roman" w:hAnsi="Times New Roman" w:cs="Times New Roman"/>
-          <w:i/>
-          <w:iCs/>
-        </w:rPr>
-        <w:t xml:space="preserve"> over Sri Lanka (2025). Source: Wikimedia Commons, CC BY 2.0.</w:t>
+        <w:t>Satellite image showing Cyclone Ditwah over Sri Lanka (2025). Source: Wikimedia Commons, CC BY 2.0.</w:t>
       </w:r>
     </w:p>
     <w:p>
@@ -688,21 +648,7 @@
         <w:rPr>
           <w:rFonts w:ascii="Times New Roman" w:hAnsi="Times New Roman" w:cs="Times New Roman"/>
         </w:rPr>
-        <w:t xml:space="preserve"> to avoid biased estimates, </w:t>
-      </w:r>
-      <w:proofErr w:type="spellStart"/>
-      <w:r>
-        <w:rPr>
-          <w:rFonts w:ascii="Times New Roman" w:hAnsi="Times New Roman" w:cs="Times New Roman"/>
-        </w:rPr>
-        <w:t>misspecified</w:t>
-      </w:r>
-      <w:proofErr w:type="spellEnd"/>
-      <w:r>
-        <w:rPr>
-          <w:rFonts w:ascii="Times New Roman" w:hAnsi="Times New Roman" w:cs="Times New Roman"/>
-        </w:rPr>
-        <w:t xml:space="preserve"> models, misleading results, and poor decisions. Yet in some cases, these unusual observations can be the main carriers of vital information and identifying them, instead of deleting them, should be the central goal of the modeling process.</w:t>
+        <w:t xml:space="preserve"> to avoid biased estimates, misspecified models, misleading results, and poor decisions. Yet in some cases, these unusual observations can be the main carriers of vital information and identifying them, instead of deleting them, should be the central goal of the modeling process.</w:t>
       </w:r>
       <w:r>
         <w:rPr>
@@ -770,218 +716,31 @@
       <w:pPr>
         <w:spacing w:before="120" w:after="120"/>
         <w:jc w:val="both"/>
-      </w:pPr>
-      <w:r>
-        <w:rPr>
-          <w:rFonts w:ascii="Times New Roman" w:hAnsi="Times New Roman" w:cs="Times New Roman"/>
-        </w:rPr>
-        <w:t xml:space="preserve">Recently Sri Lanka experienced widespread floods and landslides across all the districts in the country with the landfall of Cyclone </w:t>
-      </w:r>
-      <w:proofErr w:type="spellStart"/>
-      <w:r>
-        <w:rPr>
-          <w:rFonts w:ascii="Times New Roman" w:hAnsi="Times New Roman" w:cs="Times New Roman"/>
-        </w:rPr>
-        <w:t>Ditwah</w:t>
-      </w:r>
-      <w:proofErr w:type="spellEnd"/>
-      <w:r>
-        <w:rPr>
-          <w:rFonts w:ascii="Times New Roman" w:hAnsi="Times New Roman" w:cs="Times New Roman"/>
-        </w:rPr>
-        <w:t xml:space="preserve"> in late November 2025.</w:t>
-      </w:r>
-      <w:r>
-        <w:rPr>
-          <w:rFonts w:ascii="Times New Roman" w:hAnsi="Times New Roman" w:cs="Times New Roman"/>
-        </w:rPr>
-        <w:t xml:space="preserve"> According to the World Bank Group's Global Rapid Post-Disaster Damage Estimation (GRADE) </w:t>
-      </w:r>
-      <w:r>
-        <w:rPr>
-          <w:rFonts w:ascii="Times New Roman" w:hAnsi="Times New Roman" w:cs="Times New Roman"/>
-        </w:rPr>
-        <w:t>r</w:t>
-      </w:r>
-      <w:r>
-        <w:rPr>
-          <w:rFonts w:ascii="Times New Roman" w:hAnsi="Times New Roman" w:cs="Times New Roman"/>
-        </w:rPr>
-        <w:t xml:space="preserve">eport on Cyclone </w:t>
-      </w:r>
-      <w:proofErr w:type="spellStart"/>
-      <w:r>
-        <w:rPr>
-          <w:rFonts w:ascii="Times New Roman" w:hAnsi="Times New Roman" w:cs="Times New Roman"/>
-        </w:rPr>
-        <w:t>Ditwah</w:t>
-      </w:r>
-      <w:proofErr w:type="spellEnd"/>
-      <w:r>
-        <w:rPr>
-          <w:rFonts w:ascii="Times New Roman" w:hAnsi="Times New Roman" w:cs="Times New Roman"/>
-        </w:rPr>
-        <w:t xml:space="preserve"> 2025, </w:t>
-      </w:r>
-      <w:r>
-        <w:rPr>
-          <w:rFonts w:ascii="Times New Roman" w:hAnsi="Times New Roman" w:cs="Times New Roman"/>
-        </w:rPr>
-        <w:t xml:space="preserve">Sri Lanka faced the worst natural disaster in recent history since the 2004 tsunami. </w:t>
-      </w:r>
-      <w:r>
-        <w:rPr>
-          <w:rFonts w:ascii="Times New Roman" w:hAnsi="Times New Roman" w:cs="Times New Roman"/>
-        </w:rPr>
-        <w:t xml:space="preserve">It resulted in the loss </w:t>
-      </w:r>
-      <w:r>
-        <w:rPr>
-          <w:rFonts w:ascii="Times New Roman" w:hAnsi="Times New Roman" w:cs="Times New Roman"/>
-        </w:rPr>
-        <w:t>of over</w:t>
-      </w:r>
-      <w:r>
-        <w:rPr>
-          <w:rFonts w:ascii="Times New Roman" w:hAnsi="Times New Roman" w:cs="Times New Roman"/>
-        </w:rPr>
-        <w:t xml:space="preserve"> </w:t>
-      </w:r>
-      <w:r>
-        <w:rPr>
-          <w:rFonts w:ascii="Times New Roman" w:hAnsi="Times New Roman" w:cs="Times New Roman"/>
-        </w:rPr>
-        <w:t>650</w:t>
-      </w:r>
-      <w:r>
-        <w:rPr>
-          <w:rFonts w:ascii="Times New Roman" w:hAnsi="Times New Roman" w:cs="Times New Roman"/>
-        </w:rPr>
-        <w:t xml:space="preserve"> innocent lives</w:t>
-      </w:r>
-      <w:r>
-        <w:rPr>
-          <w:rFonts w:ascii="Times New Roman" w:hAnsi="Times New Roman" w:cs="Times New Roman"/>
-        </w:rPr>
-        <w:t xml:space="preserve">. In addition, more than 6000 houses were </w:t>
-      </w:r>
-      <w:proofErr w:type="gramStart"/>
-      <w:r>
-        <w:rPr>
-          <w:rFonts w:ascii="Times New Roman" w:hAnsi="Times New Roman" w:cs="Times New Roman"/>
-        </w:rPr>
-        <w:t>completely destroyed</w:t>
-      </w:r>
-      <w:proofErr w:type="gramEnd"/>
-      <w:r>
-        <w:rPr>
-          <w:rFonts w:ascii="Times New Roman" w:hAnsi="Times New Roman" w:cs="Times New Roman"/>
-        </w:rPr>
-        <w:t xml:space="preserve"> and over 100,000 partially damaged, </w:t>
-      </w:r>
-      <w:r>
-        <w:rPr>
-          <w:rFonts w:ascii="Times New Roman" w:hAnsi="Times New Roman" w:cs="Times New Roman"/>
-        </w:rPr>
-        <w:t xml:space="preserve">causing </w:t>
-      </w:r>
-      <w:r>
-        <w:rPr>
-          <w:rFonts w:ascii="Times New Roman" w:hAnsi="Times New Roman" w:cs="Times New Roman"/>
-        </w:rPr>
-        <w:t xml:space="preserve">economic losses exceeding </w:t>
-      </w:r>
-      <w:r>
-        <w:rPr>
-          <w:rFonts w:ascii="Times New Roman" w:hAnsi="Times New Roman" w:cs="Times New Roman"/>
-        </w:rPr>
-        <w:t>4 billion US dollars of damage across the country.  </w:t>
-      </w:r>
-      <w:r>
-        <w:rPr>
-          <w:rFonts w:ascii="Times New Roman" w:hAnsi="Times New Roman" w:cs="Times New Roman"/>
-        </w:rPr>
-        <w:t>T</w:t>
-      </w:r>
-      <w:r>
-        <w:rPr>
-          <w:rFonts w:ascii="Times New Roman" w:hAnsi="Times New Roman" w:cs="Times New Roman"/>
-        </w:rPr>
-        <w:t>his damage is about 4 percent of Sri Lanka’s GDP.  </w:t>
-      </w:r>
-      <w:r>
-        <w:rPr>
-          <w:rFonts w:ascii="Times New Roman" w:hAnsi="Times New Roman" w:cs="Times New Roman"/>
-        </w:rPr>
-        <w:t xml:space="preserve"> </w:t>
-      </w:r>
-      <w:r>
-        <w:rPr>
-          <w:rFonts w:ascii="Times New Roman" w:hAnsi="Times New Roman" w:cs="Times New Roman"/>
-        </w:rPr>
-        <w:t xml:space="preserve">Even though Cyclone </w:t>
-      </w:r>
-      <w:proofErr w:type="spellStart"/>
-      <w:r>
-        <w:rPr>
-          <w:rFonts w:ascii="Times New Roman" w:hAnsi="Times New Roman" w:cs="Times New Roman"/>
-        </w:rPr>
-        <w:t>Ditwah’s</w:t>
-      </w:r>
-      <w:proofErr w:type="spellEnd"/>
-      <w:r>
-        <w:rPr>
-          <w:rFonts w:ascii="Times New Roman" w:hAnsi="Times New Roman" w:cs="Times New Roman"/>
-        </w:rPr>
-        <w:t xml:space="preserve"> center was off Sri Lanka’s eastern coast, Colombo, the largest city </w:t>
-      </w:r>
-      <w:r>
-        <w:rPr>
-          <w:rFonts w:ascii="Times New Roman" w:hAnsi="Times New Roman" w:cs="Times New Roman"/>
-        </w:rPr>
-        <w:t>in</w:t>
-      </w:r>
-      <w:r>
-        <w:rPr>
-          <w:rFonts w:ascii="Times New Roman" w:hAnsi="Times New Roman" w:cs="Times New Roman"/>
-        </w:rPr>
-        <w:t xml:space="preserve"> Sri Lanka by population, recorded the highest impact, with over 30,000 people affected, as persistent rainfall triggered Kelani River overflow and severe urban flooding that overwhelmed the city’s drainage system</w:t>
-      </w:r>
-      <w:r>
-        <w:rPr>
-          <w:rFonts w:ascii="Times New Roman" w:hAnsi="Times New Roman" w:cs="Times New Roman"/>
-        </w:rPr>
-        <w:t>.</w:t>
-      </w:r>
-    </w:p>
-    <w:p>
-      <w:pPr>
-        <w:spacing w:before="120" w:after="120"/>
+        <w:rPr>
+          <w:rFonts w:ascii="Times New Roman" w:hAnsi="Times New Roman" w:cs="Times New Roman"/>
+        </w:rPr>
+      </w:pPr>
+      <w:r>
         <w:rPr>
           <w:noProof/>
         </w:rPr>
-      </w:pPr>
-      <w:r>
-        <w:rPr>
-          <w:noProof/>
-        </w:rPr>
         <w:drawing>
-          <wp:anchor distT="0" distB="0" distL="114300" distR="114300" simplePos="0" relativeHeight="251665408" behindDoc="1" locked="0" layoutInCell="1" allowOverlap="1" wp14:anchorId="2EA1667C" wp14:editId="6B0B5A78">
+          <wp:anchor distT="0" distB="0" distL="114300" distR="114300" simplePos="0" relativeHeight="251665408" behindDoc="1" locked="0" layoutInCell="1" allowOverlap="1" wp14:anchorId="2EA1667C" wp14:editId="3D2D7B3C">
             <wp:simplePos x="0" y="0"/>
-            <wp:positionH relativeFrom="margin">
-              <wp:posOffset>1399540</wp:posOffset>
+            <wp:positionH relativeFrom="page">
+              <wp:posOffset>1268095</wp:posOffset>
             </wp:positionH>
             <wp:positionV relativeFrom="paragraph">
-              <wp:posOffset>6985</wp:posOffset>
+              <wp:posOffset>56515</wp:posOffset>
             </wp:positionV>
-            <wp:extent cx="3455035" cy="3346450"/>
-            <wp:effectExtent l="0" t="0" r="0" b="6350"/>
+            <wp:extent cx="5368290" cy="5441950"/>
+            <wp:effectExtent l="0" t="0" r="3810" b="6350"/>
             <wp:wrapThrough wrapText="bothSides">
               <wp:wrapPolygon edited="0">
                 <wp:start x="0" y="0"/>
-                <wp:lineTo x="0" y="21518"/>
-                <wp:lineTo x="21437" y="21518"/>
-                <wp:lineTo x="21437" y="0"/>
+                <wp:lineTo x="0" y="21550"/>
+                <wp:lineTo x="21539" y="21550"/>
+                <wp:lineTo x="21539" y="0"/>
                 <wp:lineTo x="0" y="0"/>
               </wp:wrapPolygon>
             </wp:wrapThrough>
@@ -1012,7 +771,7 @@
                   <pic:spPr bwMode="auto">
                     <a:xfrm>
                       <a:off x="0" y="0"/>
-                      <a:ext cx="3455035" cy="3346450"/>
+                      <a:ext cx="5368290" cy="5441950"/>
                     </a:xfrm>
                     <a:prstGeom prst="rect">
                       <a:avLst/>
@@ -1043,88 +802,45 @@
     <w:p>
       <w:pPr>
         <w:spacing w:before="120" w:after="120"/>
-        <w:rPr>
-          <w:noProof/>
-        </w:rPr>
-      </w:pPr>
-    </w:p>
-    <w:p>
-      <w:pPr>
-        <w:spacing w:before="120" w:after="120"/>
-        <w:rPr>
-          <w:noProof/>
-        </w:rPr>
-      </w:pPr>
-    </w:p>
-    <w:p>
-      <w:pPr>
-        <w:spacing w:before="120" w:after="120"/>
-        <w:rPr>
-          <w:noProof/>
-        </w:rPr>
-      </w:pPr>
-    </w:p>
-    <w:p>
-      <w:pPr>
-        <w:spacing w:before="120" w:after="120"/>
-        <w:rPr>
-          <w:noProof/>
-        </w:rPr>
-      </w:pPr>
-    </w:p>
-    <w:p>
-      <w:pPr>
-        <w:spacing w:before="120" w:after="120"/>
-        <w:rPr>
-          <w:noProof/>
-        </w:rPr>
-      </w:pPr>
-    </w:p>
-    <w:p>
-      <w:pPr>
-        <w:spacing w:before="120" w:after="120"/>
-        <w:rPr>
-          <w:noProof/>
-        </w:rPr>
-      </w:pPr>
-    </w:p>
-    <w:p>
-      <w:pPr>
-        <w:spacing w:before="120" w:after="120"/>
-        <w:rPr>
-          <w:noProof/>
-        </w:rPr>
-      </w:pPr>
-    </w:p>
-    <w:p>
-      <w:pPr>
-        <w:spacing w:before="120" w:after="120"/>
-        <w:rPr>
-          <w:noProof/>
-        </w:rPr>
-      </w:pPr>
-    </w:p>
-    <w:p>
-      <w:pPr>
-        <w:spacing w:before="120" w:after="120"/>
-        <w:rPr>
-          <w:noProof/>
-        </w:rPr>
-      </w:pPr>
-    </w:p>
-    <w:p>
-      <w:pPr>
-        <w:spacing w:before="120" w:after="120"/>
-        <w:rPr>
-          <w:noProof/>
-        </w:rPr>
-      </w:pPr>
-    </w:p>
-    <w:p>
-      <w:pPr>
-        <w:spacing w:before="120" w:after="120"/>
-        <w:rPr>
-          <w:noProof/>
+        <w:jc w:val="both"/>
+        <w:rPr>
+          <w:rFonts w:ascii="Times New Roman" w:hAnsi="Times New Roman" w:cs="Times New Roman"/>
+        </w:rPr>
+      </w:pPr>
+    </w:p>
+    <w:p>
+      <w:pPr>
+        <w:spacing w:before="120" w:after="120"/>
+        <w:jc w:val="both"/>
+        <w:rPr>
+          <w:rFonts w:ascii="Times New Roman" w:hAnsi="Times New Roman" w:cs="Times New Roman"/>
+        </w:rPr>
+      </w:pPr>
+    </w:p>
+    <w:p>
+      <w:pPr>
+        <w:spacing w:before="120" w:after="120"/>
+        <w:jc w:val="both"/>
+        <w:rPr>
+          <w:rFonts w:ascii="Times New Roman" w:hAnsi="Times New Roman" w:cs="Times New Roman"/>
+        </w:rPr>
+      </w:pPr>
+    </w:p>
+    <w:p>
+      <w:pPr>
+        <w:spacing w:before="120" w:after="120"/>
+        <w:jc w:val="both"/>
+        <w:rPr>
+          <w:rFonts w:ascii="Times New Roman" w:hAnsi="Times New Roman" w:cs="Times New Roman"/>
+        </w:rPr>
+      </w:pPr>
+    </w:p>
+    <w:p>
+      <w:pPr>
+        <w:spacing w:before="120" w:after="120"/>
+        <w:jc w:val="both"/>
+        <w:rPr>
+          <w:rFonts w:ascii="Times New Roman" w:hAnsi="Times New Roman" w:cs="Times New Roman"/>
         </w:rPr>
       </w:pPr>
     </w:p>
@@ -1160,73 +876,178 @@
           <w:i/>
           <w:iCs/>
         </w:rPr>
-        <w:t xml:space="preserve">: Map showing the number of people affected by Cyclone </w:t>
-      </w:r>
-      <w:proofErr w:type="spellStart"/>
-      <w:r>
-        <w:rPr>
-          <w:rFonts w:ascii="Times New Roman" w:hAnsi="Times New Roman" w:cs="Times New Roman"/>
-          <w:i/>
-          <w:iCs/>
-        </w:rPr>
-        <w:t>Ditwah</w:t>
-      </w:r>
-      <w:proofErr w:type="spellEnd"/>
-      <w:r>
-        <w:rPr>
-          <w:rFonts w:ascii="Times New Roman" w:hAnsi="Times New Roman" w:cs="Times New Roman"/>
-          <w:i/>
-          <w:iCs/>
-        </w:rPr>
-        <w:t xml:space="preserve"> across Sri Lanka. Data source: Ministry of </w:t>
-      </w:r>
-      <w:proofErr w:type="spellStart"/>
-      <w:r>
-        <w:rPr>
-          <w:rFonts w:ascii="Times New Roman" w:hAnsi="Times New Roman" w:cs="Times New Roman"/>
-          <w:i/>
-          <w:iCs/>
-        </w:rPr>
-        <w:t>Defence</w:t>
-      </w:r>
-      <w:proofErr w:type="spellEnd"/>
-      <w:r>
-        <w:rPr>
-          <w:rFonts w:ascii="Times New Roman" w:hAnsi="Times New Roman" w:cs="Times New Roman"/>
-          <w:i/>
-          <w:iCs/>
-        </w:rPr>
-        <w:t>, National Disaster Relief Services Centre (NDRSC), District-wise Current Situation Report (21 November–31 December 2025).</w:t>
-      </w:r>
-    </w:p>
-    <w:p>
-      <w:pPr>
-        <w:spacing w:before="120" w:after="120"/>
-        <w:jc w:val="both"/>
-        <w:rPr>
-          <w:rFonts w:ascii="Times New Roman" w:hAnsi="Times New Roman" w:cs="Times New Roman"/>
-        </w:rPr>
+        <w:t>: Map showing the number of people affected by Cyclone Ditwah across Sri Lanka. Data source: Ministry of Defence, National Disaster Relief Services Centre (NDRSC), District-wise Current Situation Report (21 November–31 December 2025).</w:t>
+      </w:r>
+    </w:p>
+    <w:p>
+      <w:pPr>
+        <w:spacing w:before="120" w:after="120"/>
+        <w:jc w:val="both"/>
+        <w:rPr>
+          <w:rFonts w:ascii="Times New Roman" w:hAnsi="Times New Roman" w:cs="Times New Roman"/>
+        </w:rPr>
+      </w:pPr>
+    </w:p>
+    <w:p>
+      <w:pPr>
+        <w:spacing w:before="120" w:after="120"/>
+        <w:jc w:val="both"/>
       </w:pPr>
       <w:r>
         <w:rPr>
           <w:rFonts w:ascii="Times New Roman" w:hAnsi="Times New Roman" w:cs="Times New Roman"/>
         </w:rPr>
         <w:lastRenderedPageBreak/>
-        <w:t xml:space="preserve">The Disaster Management Centre website of Sri Lanka’s Ministry of Defense (https://www.dmc.gov.lk/) has been providing irregular but frequent updates on river water levels of several gauging stations across multiple water basins all around the country, even well before the </w:t>
-      </w:r>
-      <w:proofErr w:type="spellStart"/>
-      <w:r>
-        <w:rPr>
-          <w:rFonts w:ascii="Times New Roman" w:hAnsi="Times New Roman" w:cs="Times New Roman"/>
-        </w:rPr>
-        <w:t>Ditwah</w:t>
-      </w:r>
-      <w:proofErr w:type="spellEnd"/>
-      <w:r>
-        <w:rPr>
-          <w:rFonts w:ascii="Times New Roman" w:hAnsi="Times New Roman" w:cs="Times New Roman"/>
-        </w:rPr>
-        <w:t xml:space="preserve"> Cyclone made landfall. It also contains flood warning thresholds for alerts as well as minor and major flood warnings. Despite these efforts, the country experienced massive damage affecting lives, homes, infrastructure, and essential services. The question, then, is why the country was unable to avoid or at least minimize such massive losses even when relevant data was readily available throughout the event. The sections that follow take a closer look at this issue through a SWOT analysis of Sri Lanka’s early flood warning system, exploring its strengths, weaknesses, opportunities, and threats.</w:t>
+        <w:t>Recently Sri Lanka experienced widespread floods and landslides across all the districts in the country with the landfall of Cyclone Ditwah in late November 2025.</w:t>
+      </w:r>
+      <w:r>
+        <w:rPr>
+          <w:rFonts w:ascii="Times New Roman" w:hAnsi="Times New Roman" w:cs="Times New Roman"/>
+        </w:rPr>
+        <w:t xml:space="preserve"> According to the World Bank Group's Global Rapid Post-Disaster Damage Estimation (GRADE) </w:t>
+      </w:r>
+      <w:r>
+        <w:rPr>
+          <w:rFonts w:ascii="Times New Roman" w:hAnsi="Times New Roman" w:cs="Times New Roman"/>
+        </w:rPr>
+        <w:t>r</w:t>
+      </w:r>
+      <w:r>
+        <w:rPr>
+          <w:rFonts w:ascii="Times New Roman" w:hAnsi="Times New Roman" w:cs="Times New Roman"/>
+        </w:rPr>
+        <w:t xml:space="preserve">eport on Cyclone Ditwah 2025, </w:t>
+      </w:r>
+      <w:r>
+        <w:rPr>
+          <w:rFonts w:ascii="Times New Roman" w:hAnsi="Times New Roman" w:cs="Times New Roman"/>
+        </w:rPr>
+        <w:t xml:space="preserve">Sri Lanka faced the worst natural disaster in recent history since the 2004 tsunami. </w:t>
+      </w:r>
+      <w:r>
+        <w:rPr>
+          <w:rFonts w:ascii="Times New Roman" w:hAnsi="Times New Roman" w:cs="Times New Roman"/>
+        </w:rPr>
+        <w:t xml:space="preserve">It resulted in the loss </w:t>
+      </w:r>
+      <w:r>
+        <w:rPr>
+          <w:rFonts w:ascii="Times New Roman" w:hAnsi="Times New Roman" w:cs="Times New Roman"/>
+        </w:rPr>
+        <w:t>of over</w:t>
+      </w:r>
+      <w:r>
+        <w:rPr>
+          <w:rFonts w:ascii="Times New Roman" w:hAnsi="Times New Roman" w:cs="Times New Roman"/>
+        </w:rPr>
+        <w:t xml:space="preserve"> </w:t>
+      </w:r>
+      <w:r>
+        <w:rPr>
+          <w:rFonts w:ascii="Times New Roman" w:hAnsi="Times New Roman" w:cs="Times New Roman"/>
+        </w:rPr>
+        <w:t>650</w:t>
+      </w:r>
+      <w:r>
+        <w:rPr>
+          <w:rFonts w:ascii="Times New Roman" w:hAnsi="Times New Roman" w:cs="Times New Roman"/>
+        </w:rPr>
+        <w:t xml:space="preserve"> innocent lives</w:t>
+      </w:r>
+      <w:r>
+        <w:rPr>
+          <w:rFonts w:ascii="Times New Roman" w:hAnsi="Times New Roman" w:cs="Times New Roman"/>
+        </w:rPr>
+        <w:t xml:space="preserve">. In addition, more than 6000 houses were </w:t>
+      </w:r>
+      <w:proofErr w:type="gramStart"/>
+      <w:r>
+        <w:rPr>
+          <w:rFonts w:ascii="Times New Roman" w:hAnsi="Times New Roman" w:cs="Times New Roman"/>
+        </w:rPr>
+        <w:t>completely destroyed</w:t>
+      </w:r>
+      <w:proofErr w:type="gramEnd"/>
+      <w:r>
+        <w:rPr>
+          <w:rFonts w:ascii="Times New Roman" w:hAnsi="Times New Roman" w:cs="Times New Roman"/>
+        </w:rPr>
+        <w:t xml:space="preserve"> and over 100,000 partially damaged, </w:t>
+      </w:r>
+      <w:r>
+        <w:rPr>
+          <w:rFonts w:ascii="Times New Roman" w:hAnsi="Times New Roman" w:cs="Times New Roman"/>
+        </w:rPr>
+        <w:t xml:space="preserve">causing </w:t>
+      </w:r>
+      <w:r>
+        <w:rPr>
+          <w:rFonts w:ascii="Times New Roman" w:hAnsi="Times New Roman" w:cs="Times New Roman"/>
+        </w:rPr>
+        <w:t xml:space="preserve">economic losses exceeding </w:t>
+      </w:r>
+      <w:r>
+        <w:rPr>
+          <w:rFonts w:ascii="Times New Roman" w:hAnsi="Times New Roman" w:cs="Times New Roman"/>
+        </w:rPr>
+        <w:t>4 billion US dollars of damage across the country.  </w:t>
+      </w:r>
+      <w:r>
+        <w:rPr>
+          <w:rFonts w:ascii="Times New Roman" w:hAnsi="Times New Roman" w:cs="Times New Roman"/>
+        </w:rPr>
+        <w:t>T</w:t>
+      </w:r>
+      <w:r>
+        <w:rPr>
+          <w:rFonts w:ascii="Times New Roman" w:hAnsi="Times New Roman" w:cs="Times New Roman"/>
+        </w:rPr>
+        <w:t>his damage is about 4 percent of Sri Lanka’s GDP.  </w:t>
+      </w:r>
+      <w:r>
+        <w:rPr>
+          <w:rFonts w:ascii="Times New Roman" w:hAnsi="Times New Roman" w:cs="Times New Roman"/>
+        </w:rPr>
+        <w:t xml:space="preserve"> </w:t>
+      </w:r>
+      <w:r>
+        <w:rPr>
+          <w:rFonts w:ascii="Times New Roman" w:hAnsi="Times New Roman" w:cs="Times New Roman"/>
+        </w:rPr>
+        <w:t xml:space="preserve">Even though Cyclone Ditwah’s center was off Sri Lanka’s eastern coast, Colombo, the largest city </w:t>
+      </w:r>
+      <w:r>
+        <w:rPr>
+          <w:rFonts w:ascii="Times New Roman" w:hAnsi="Times New Roman" w:cs="Times New Roman"/>
+        </w:rPr>
+        <w:t>in</w:t>
+      </w:r>
+      <w:r>
+        <w:rPr>
+          <w:rFonts w:ascii="Times New Roman" w:hAnsi="Times New Roman" w:cs="Times New Roman"/>
+        </w:rPr>
+        <w:t xml:space="preserve"> Sri Lanka by population, recorded the highest impact, with over 30,000 people affected, as persistent rainfall triggered Kelani River overflow and severe urban flooding that overwhelmed the city’s drainage system</w:t>
+      </w:r>
+      <w:r>
+        <w:rPr>
+          <w:rFonts w:ascii="Times New Roman" w:hAnsi="Times New Roman" w:cs="Times New Roman"/>
+        </w:rPr>
+        <w:t>.</w:t>
+      </w:r>
+    </w:p>
+    <w:p>
+      <w:pPr>
+        <w:spacing w:before="120" w:after="120"/>
+        <w:jc w:val="both"/>
+        <w:rPr>
+          <w:rFonts w:ascii="Times New Roman" w:hAnsi="Times New Roman" w:cs="Times New Roman"/>
+        </w:rPr>
+      </w:pPr>
+      <w:r>
+        <w:rPr>
+          <w:rFonts w:ascii="Times New Roman" w:hAnsi="Times New Roman" w:cs="Times New Roman"/>
+        </w:rPr>
+        <w:t>The Disaster Management Centre website of Sri Lanka’s Ministry of Defense (https://www.dmc.gov.lk/) has been providing irregular but frequent updates on river water levels of several gauging stations across multiple water basins all around the country, even well before the Ditwah Cyclone made landfall. It also contains flood warning thresholds for alerts as well as minor and major flood warnings. Despite these efforts, the country experienced massive damage affecting lives, homes, infrastructure, and essential services. The question, then, is why the country was unable to avoid or at least minimize such massive losses even when relevant data was readily available throughout the event. The sections that follow take a closer look at this issue through a SWOT analysis of Sri Lanka’s early flood warning system, exploring its strengths, weaknesses, opportunities, and threats.</w:t>
       </w:r>
     </w:p>
     <w:p>
@@ -1962,7 +1783,14 @@
         <w:rPr>
           <w:rFonts w:ascii="Times New Roman" w:hAnsi="Times New Roman" w:cs="Times New Roman"/>
         </w:rPr>
-        <w:t>Sri Lanka’s flood warning practices do not need to start from scratch, as they already have a solid foundation that can be strengthened and improved. For instance, the country maintains a rich database with frequent real-time measures of river level data accessible through the Disaster Management Centre website. This provides a solid foundation for a better, updated, data-driven early warning system. Further, there are several open-source software tools with anomaly detection capabilities. For example, the recently released CRAN task view on anomaly detection (</w:t>
+        <w:t xml:space="preserve">Sri Lanka’s flood warning practices do not need to start from scratch, as they already have a solid foundation that can be strengthened and improved. For instance, the country maintains a rich database with frequent real-time measures of river level data accessible through the </w:t>
+      </w:r>
+      <w:r>
+        <w:rPr>
+          <w:rFonts w:ascii="Times New Roman" w:hAnsi="Times New Roman" w:cs="Times New Roman"/>
+        </w:rPr>
+        <w:lastRenderedPageBreak/>
+        <w:t>Disaster Management Centre website. This provides a solid foundation for a better, updated, data-driven early warning system. Further, there are several open-source software tools with anomaly detection capabilities. For example, the recently released CRAN task view on anomaly detection (</w:t>
       </w:r>
       <w:hyperlink r:id="rId9" w:tgtFrame="_blank" w:history="1">
         <w:r>
@@ -1977,42 +1805,7 @@
         <w:rPr>
           <w:rFonts w:ascii="Times New Roman" w:hAnsi="Times New Roman" w:cs="Times New Roman"/>
         </w:rPr>
-        <w:t xml:space="preserve">) has the potential to guide new cost-effective tools and data-driven automated techniques for early flood warnings. In addition, Sri Lanka has the highest literacy in the South Asian region, around 92%. The digital literacy of the country is also of considerably high value. Such knowledge enables people to understand the value of such data-driven early warning systems and respond to them accordingly. The media has a significant role to play in this regard in disseminating these warnings and raising public awareness. Beyond traditional media, social media platforms also have the capacity to disseminate timely warnings, particularly given the high level of social media use across the country, with roughly 9 million social media users as of October 2025, </w:t>
-      </w:r>
-      <w:r>
-        <w:rPr>
-          <w:rFonts w:ascii="Times New Roman" w:hAnsi="Times New Roman" w:cs="Times New Roman"/>
-        </w:rPr>
-        <w:lastRenderedPageBreak/>
-        <w:t>representing about 38% of the population (</w:t>
-      </w:r>
-      <w:proofErr w:type="spellStart"/>
-      <w:r>
-        <w:rPr>
-          <w:rFonts w:ascii="Times New Roman" w:hAnsi="Times New Roman" w:cs="Times New Roman"/>
-        </w:rPr>
-        <w:t>Kepios</w:t>
-      </w:r>
-      <w:proofErr w:type="spellEnd"/>
-      <w:r>
-        <w:rPr>
-          <w:rFonts w:ascii="Times New Roman" w:hAnsi="Times New Roman" w:cs="Times New Roman"/>
-        </w:rPr>
-        <w:t xml:space="preserve">, 2026). Digital 2026: Sri Lanka. </w:t>
-      </w:r>
-      <w:proofErr w:type="spellStart"/>
-      <w:r>
-        <w:rPr>
-          <w:rFonts w:ascii="Times New Roman" w:hAnsi="Times New Roman" w:cs="Times New Roman"/>
-        </w:rPr>
-        <w:t>DataReportal</w:t>
-      </w:r>
-      <w:proofErr w:type="spellEnd"/>
-      <w:r>
-        <w:rPr>
-          <w:rFonts w:ascii="Times New Roman" w:hAnsi="Times New Roman" w:cs="Times New Roman"/>
-        </w:rPr>
-        <w:t xml:space="preserve">. </w:t>
+        <w:t xml:space="preserve">) has the potential to guide new cost-effective tools and data-driven automated techniques for early flood warnings. In addition, Sri Lanka has the highest literacy in the South Asian region, around 92%. The digital literacy of the country is also of considerably high value. Such knowledge enables people to understand the value of such data-driven early warning systems and respond to them accordingly. The media has a significant role to play in this regard in disseminating these warnings and raising public awareness. Beyond traditional media, social media platforms also have the capacity to disseminate timely warnings, particularly given the high level of social media use across the country, with roughly 9 million social media users as of October 2025, representing about 38% of the population (Kepios, 2026). Digital 2026: Sri Lanka. DataReportal. </w:t>
       </w:r>
       <w:hyperlink r:id="rId10" w:tgtFrame="_blank" w:history="1">
         <w:r>
@@ -2149,25 +1942,47 @@
       </w:pPr>
       <w:r>
         <w:rPr>
+          <w:rFonts w:ascii="Times New Roman" w:hAnsi="Times New Roman" w:cs="Times New Roman"/>
+        </w:rPr>
+        <w:t xml:space="preserve">In addition to that, these thresholds should be updated to reflect the changes in the typical behavior of the environment. In a statistical context, this is known as "nonstationarity" in the data, and in a machine learning context, this concept is known as "concept drift." The typical behavior of a given system changes over time. Then our models should be updated according to the changing environment. After the economic crisis, the country experienced a significant boom in infrastructure development and construction. Climate change is another major concern </w:t>
+      </w:r>
+      <w:r>
+        <w:rPr>
+          <w:rFonts w:ascii="Times New Roman" w:hAnsi="Times New Roman" w:cs="Times New Roman"/>
+        </w:rPr>
+        <w:lastRenderedPageBreak/>
+        <w:t>that must be considered when designing an effective early flood warning system. The flood warning thresholds should be updated according to the changing environment using advanced data-driven analytical techniques. Only then can we come up with a more realistic and adaptive threshold to issue timely and effective warnings. Further, the lethargic attitude of practitioners and government agencies towards advanced statistical and AI modeling practices further limits the effectiveness of the current flood warning system.</w:t>
+      </w:r>
+    </w:p>
+    <w:p>
+      <w:pPr>
+        <w:spacing w:before="120" w:after="120"/>
+        <w:jc w:val="both"/>
+        <w:rPr>
+          <w:rFonts w:ascii="Times New Roman" w:hAnsi="Times New Roman" w:cs="Times New Roman"/>
+        </w:rPr>
+      </w:pPr>
+      <w:r>
+        <w:rPr>
           <w:noProof/>
         </w:rPr>
         <w:drawing>
-          <wp:anchor distT="0" distB="0" distL="114300" distR="114300" simplePos="0" relativeHeight="251668480" behindDoc="0" locked="0" layoutInCell="1" allowOverlap="1" wp14:anchorId="6C8EC256" wp14:editId="6BCEBAF5">
+          <wp:anchor distT="0" distB="0" distL="114300" distR="114300" simplePos="0" relativeHeight="251668480" behindDoc="0" locked="0" layoutInCell="1" allowOverlap="1" wp14:anchorId="6C8EC256" wp14:editId="34A07CB9">
             <wp:simplePos x="0" y="0"/>
             <wp:positionH relativeFrom="margin">
-              <wp:posOffset>1188085</wp:posOffset>
+              <wp:posOffset>353695</wp:posOffset>
             </wp:positionH>
             <wp:positionV relativeFrom="paragraph">
-              <wp:posOffset>90805</wp:posOffset>
+              <wp:posOffset>88265</wp:posOffset>
             </wp:positionV>
-            <wp:extent cx="3586480" cy="2612390"/>
-            <wp:effectExtent l="0" t="0" r="0" b="0"/>
+            <wp:extent cx="5116830" cy="4040505"/>
+            <wp:effectExtent l="0" t="0" r="7620" b="0"/>
             <wp:wrapThrough wrapText="bothSides">
               <wp:wrapPolygon edited="0">
                 <wp:start x="0" y="0"/>
-                <wp:lineTo x="0" y="21421"/>
-                <wp:lineTo x="21455" y="21421"/>
-                <wp:lineTo x="21455" y="0"/>
+                <wp:lineTo x="0" y="21488"/>
+                <wp:lineTo x="21552" y="21488"/>
+                <wp:lineTo x="21552" y="0"/>
                 <wp:lineTo x="0" y="0"/>
               </wp:wrapPolygon>
             </wp:wrapThrough>
@@ -2197,7 +2012,7 @@
                   <pic:spPr bwMode="auto">
                     <a:xfrm>
                       <a:off x="0" y="0"/>
-                      <a:ext cx="3586480" cy="2612390"/>
+                      <a:ext cx="5116830" cy="4040505"/>
                     </a:xfrm>
                     <a:prstGeom prst="rect">
                       <a:avLst/>
@@ -2306,6 +2121,51 @@
     <w:p>
       <w:pPr>
         <w:spacing w:before="120" w:after="120"/>
+        <w:jc w:val="both"/>
+        <w:rPr>
+          <w:rFonts w:ascii="Times New Roman" w:hAnsi="Times New Roman" w:cs="Times New Roman"/>
+        </w:rPr>
+      </w:pPr>
+    </w:p>
+    <w:p>
+      <w:pPr>
+        <w:spacing w:before="120" w:after="120"/>
+        <w:jc w:val="both"/>
+        <w:rPr>
+          <w:rFonts w:ascii="Times New Roman" w:hAnsi="Times New Roman" w:cs="Times New Roman"/>
+        </w:rPr>
+      </w:pPr>
+    </w:p>
+    <w:p>
+      <w:pPr>
+        <w:spacing w:before="120" w:after="120"/>
+        <w:jc w:val="both"/>
+        <w:rPr>
+          <w:rFonts w:ascii="Times New Roman" w:hAnsi="Times New Roman" w:cs="Times New Roman"/>
+        </w:rPr>
+      </w:pPr>
+    </w:p>
+    <w:p>
+      <w:pPr>
+        <w:spacing w:before="120" w:after="120"/>
+        <w:jc w:val="both"/>
+        <w:rPr>
+          <w:rFonts w:ascii="Times New Roman" w:hAnsi="Times New Roman" w:cs="Times New Roman"/>
+        </w:rPr>
+      </w:pPr>
+    </w:p>
+    <w:p>
+      <w:pPr>
+        <w:spacing w:before="120" w:after="120"/>
+        <w:jc w:val="both"/>
+        <w:rPr>
+          <w:rFonts w:ascii="Times New Roman" w:hAnsi="Times New Roman" w:cs="Times New Roman"/>
+        </w:rPr>
+      </w:pPr>
+    </w:p>
+    <w:p>
+      <w:pPr>
+        <w:spacing w:before="120" w:after="120"/>
         <w:jc w:val="center"/>
         <w:rPr>
           <w:rFonts w:ascii="Times New Roman" w:hAnsi="Times New Roman" w:cs="Times New Roman"/>
@@ -2346,36 +2206,6 @@
         <w:jc w:val="both"/>
         <w:rPr>
           <w:rFonts w:ascii="Times New Roman" w:hAnsi="Times New Roman" w:cs="Times New Roman"/>
-        </w:rPr>
-      </w:pPr>
-      <w:r>
-        <w:rPr>
-          <w:rFonts w:ascii="Times New Roman" w:hAnsi="Times New Roman" w:cs="Times New Roman"/>
-        </w:rPr>
-        <w:lastRenderedPageBreak/>
-        <w:t>In addition to that, these thresholds should be updated to reflect the changes in the typical behavior of the environment. In a statistical context, this is known as "</w:t>
-      </w:r>
-      <w:proofErr w:type="spellStart"/>
-      <w:r>
-        <w:rPr>
-          <w:rFonts w:ascii="Times New Roman" w:hAnsi="Times New Roman" w:cs="Times New Roman"/>
-        </w:rPr>
-        <w:t>nonstationarity</w:t>
-      </w:r>
-      <w:proofErr w:type="spellEnd"/>
-      <w:r>
-        <w:rPr>
-          <w:rFonts w:ascii="Times New Roman" w:hAnsi="Times New Roman" w:cs="Times New Roman"/>
-        </w:rPr>
-        <w:t>" in the data, and in a machine learning context, this concept is known as "concept drift." The typical behavior of a given system changes over time. Then our models should be updated according to the changing environment. After the economic crisis, the country experienced a significant boom in infrastructure development and construction. Climate change is another major concern that must be considered when designing an effective early flood warning system. The flood warning thresholds should be updated according to the changing environment using advanced data-driven analytical techniques. Only then can we come up with a more realistic and adaptive threshold to issue timely and effective warnings. Further, the lethargic attitude of practitioners and government agencies towards advanced statistical and AI modeling practices further limits the effectiveness of the current flood warning system.</w:t>
-      </w:r>
-    </w:p>
-    <w:p>
-      <w:pPr>
-        <w:spacing w:before="120" w:after="120"/>
-        <w:jc w:val="both"/>
-        <w:rPr>
-          <w:rFonts w:ascii="Times New Roman" w:hAnsi="Times New Roman" w:cs="Times New Roman"/>
           <w:b/>
           <w:bCs/>
           <w:sz w:val="32"/>
@@ -2425,7 +2255,14 @@
         <w:rPr>
           <w:rFonts w:ascii="Times New Roman" w:hAnsi="Times New Roman" w:cs="Times New Roman"/>
         </w:rPr>
-        <w:t>Detecting unusual observations in data is an emerging field with many different applications, including detecting events such as bushfires, earthquakes, tsunamis, air pollution, and floods, which often occur as significant deviations from typical environmental conditions. However, the unusual observation in data, commonly known as an anomaly in statistical literature, doesn’t have a unified definition, and the definition depends on the context and behavior of the data. On the other hand, anomaly detection methods are heavily influenced by the way we define an anomaly. This is where the real challenge comes, as identifying the most suitable approach from a large pool of candidate models for detecting anomalies requires proper investigation of data. Data visualization plays a critical role in this regard. Another important aspect we can consider in a river network is the relationship between upstream and downstream stations. This relationship can be used to predict downstream behavior using upstream data. If the lead-lag relationship between gauging stations is properly identified, we can better predict unusual changes, such as sudden increases in river water levels downstream, using upstream data. This can help in forecasting potential flood conditions in certain parts of the country and support early warning systems to reduce future disaster impacts.</w:t>
+        <w:t xml:space="preserve">Detecting unusual observations in data is an emerging field with many different applications, including detecting events such as bushfires, earthquakes, tsunamis, air pollution, and floods, which often occur as significant deviations from typical environmental conditions. However, the unusual observation in data, commonly known as an anomaly in statistical literature, doesn’t have a unified definition, and the definition depends on the context and behavior of the data. On the other hand, anomaly detection methods are heavily influenced by the way we define an anomaly. This is where the real challenge comes, as identifying the most suitable approach from a large pool of candidate models for detecting anomalies requires proper investigation of data. Data visualization plays a critical role in this regard. Another important aspect we can consider in a river network is the relationship between upstream and downstream </w:t>
+      </w:r>
+      <w:r>
+        <w:rPr>
+          <w:rFonts w:ascii="Times New Roman" w:hAnsi="Times New Roman" w:cs="Times New Roman"/>
+        </w:rPr>
+        <w:lastRenderedPageBreak/>
+        <w:t>stations. This relationship can be used to predict downstream behavior using upstream data. If the lead-lag relationship between gauging stations is properly identified, we can better predict unusual changes, such as sudden increases in river water levels downstream, using upstream data. This can help in forecasting potential flood conditions in certain parts of the country and support early warning systems to reduce future disaster impacts.</w:t>
       </w:r>
     </w:p>
     <w:p>
@@ -2482,7 +2319,6 @@
           <w:sz w:val="32"/>
           <w:szCs w:val="32"/>
         </w:rPr>
-        <w:lastRenderedPageBreak/>
         <w:t>Key takeaway</w:t>
       </w:r>
     </w:p>
@@ -3792,6 +3628,7 @@
   <w:style w:type="character" w:default="1" w:styleId="DefaultParagraphFont">
     <w:name w:val="Default Paragraph Font"/>
     <w:uiPriority w:val="1"/>
+    <w:semiHidden/>
     <w:unhideWhenUsed/>
   </w:style>
   <w:style w:type="table" w:default="1" w:styleId="TableNormal">
